--- a/klagomål/A 14955-2025 FSC-klagomål.docx
+++ b/klagomål/A 14955-2025 FSC-klagomål.docx
@@ -740,7 +740,7 @@
     <w:r>
       <w:tab/>
       <w:tab/>
-      <w:t>2026-03-01</w:t>
+      <w:t>2026-03-02</w:t>
       <w:br/>
       <w:br/>
     </w:r>

--- a/klagomål/A 14955-2025 FSC-klagomål.docx
+++ b/klagomål/A 14955-2025 FSC-klagomål.docx
@@ -740,7 +740,7 @@
     <w:r>
       <w:tab/>
       <w:tab/>
-      <w:t>2026-03-02</w:t>
+      <w:t>2026-03-03</w:t>
       <w:br/>
       <w:br/>
     </w:r>

--- a/klagomål/A 14955-2025 FSC-klagomål.docx
+++ b/klagomål/A 14955-2025 FSC-klagomål.docx
@@ -740,7 +740,7 @@
     <w:r>
       <w:tab/>
       <w:tab/>
-      <w:t>2026-03-03</w:t>
+      <w:t>2026-03-04</w:t>
       <w:br/>
       <w:br/>
     </w:r>

--- a/klagomål/A 14955-2025 FSC-klagomål.docx
+++ b/klagomål/A 14955-2025 FSC-klagomål.docx
@@ -740,7 +740,7 @@
     <w:r>
       <w:tab/>
       <w:tab/>
-      <w:t>2026-03-04</w:t>
+      <w:t>2026-03-05</w:t>
       <w:br/>
       <w:br/>
     </w:r>

--- a/klagomål/A 14955-2025 FSC-klagomål.docx
+++ b/klagomål/A 14955-2025 FSC-klagomål.docx
@@ -740,7 +740,7 @@
     <w:r>
       <w:tab/>
       <w:tab/>
-      <w:t>2026-03-05</w:t>
+      <w:t>2026-03-06</w:t>
       <w:br/>
       <w:br/>
     </w:r>

--- a/klagomål/A 14955-2025 FSC-klagomål.docx
+++ b/klagomål/A 14955-2025 FSC-klagomål.docx
@@ -740,7 +740,7 @@
     <w:r>
       <w:tab/>
       <w:tab/>
-      <w:t>2026-03-06</w:t>
+      <w:t>2026-03-07</w:t>
       <w:br/>
       <w:br/>
     </w:r>

--- a/klagomål/A 14955-2025 FSC-klagomål.docx
+++ b/klagomål/A 14955-2025 FSC-klagomål.docx
@@ -740,7 +740,7 @@
     <w:r>
       <w:tab/>
       <w:tab/>
-      <w:t>2026-03-07</w:t>
+      <w:t>2026-03-08</w:t>
       <w:br/>
       <w:br/>
     </w:r>

--- a/klagomål/A 14955-2025 FSC-klagomål.docx
+++ b/klagomål/A 14955-2025 FSC-klagomål.docx
@@ -740,7 +740,7 @@
     <w:r>
       <w:tab/>
       <w:tab/>
-      <w:t>2026-03-08</w:t>
+      <w:t>2026-03-09</w:t>
       <w:br/>
       <w:br/>
     </w:r>

--- a/klagomål/A 14955-2025 FSC-klagomål.docx
+++ b/klagomål/A 14955-2025 FSC-klagomål.docx
@@ -740,7 +740,7 @@
     <w:r>
       <w:tab/>
       <w:tab/>
-      <w:t>2026-03-09</w:t>
+      <w:t>2026-03-10</w:t>
       <w:br/>
       <w:br/>
     </w:r>

--- a/klagomål/A 14955-2025 FSC-klagomål.docx
+++ b/klagomål/A 14955-2025 FSC-klagomål.docx
@@ -740,7 +740,7 @@
     <w:r>
       <w:tab/>
       <w:tab/>
-      <w:t>2026-03-10</w:t>
+      <w:t>2026-03-11</w:t>
       <w:br/>
       <w:br/>
     </w:r>

--- a/klagomål/A 14955-2025 FSC-klagomål.docx
+++ b/klagomål/A 14955-2025 FSC-klagomål.docx
@@ -740,7 +740,7 @@
     <w:r>
       <w:tab/>
       <w:tab/>
-      <w:t>2026-03-11</w:t>
+      <w:t>2026-03-12</w:t>
       <w:br/>
       <w:br/>
     </w:r>

--- a/klagomål/A 14955-2025 FSC-klagomål.docx
+++ b/klagomål/A 14955-2025 FSC-klagomål.docx
@@ -740,7 +740,7 @@
     <w:r>
       <w:tab/>
       <w:tab/>
-      <w:t>2026-03-12</w:t>
+      <w:t>2026-03-13</w:t>
       <w:br/>
       <w:br/>
     </w:r>

--- a/klagomål/A 14955-2025 FSC-klagomål.docx
+++ b/klagomål/A 14955-2025 FSC-klagomål.docx
@@ -740,7 +740,7 @@
     <w:r>
       <w:tab/>
       <w:tab/>
-      <w:t>2026-03-13</w:t>
+      <w:t>2026-03-16</w:t>
       <w:br/>
       <w:br/>
     </w:r>

--- a/klagomål/A 14955-2025 FSC-klagomål.docx
+++ b/klagomål/A 14955-2025 FSC-klagomål.docx
@@ -740,7 +740,7 @@
     <w:r>
       <w:tab/>
       <w:tab/>
-      <w:t>2026-03-16</w:t>
+      <w:t>2026-03-17</w:t>
       <w:br/>
       <w:br/>
     </w:r>

--- a/klagomål/A 14955-2025 FSC-klagomål.docx
+++ b/klagomål/A 14955-2025 FSC-klagomål.docx
@@ -740,7 +740,7 @@
     <w:r>
       <w:tab/>
       <w:tab/>
-      <w:t>2026-03-17</w:t>
+      <w:t>2026-03-18</w:t>
       <w:br/>
       <w:br/>
     </w:r>

--- a/klagomål/A 14955-2025 FSC-klagomål.docx
+++ b/klagomål/A 14955-2025 FSC-klagomål.docx
@@ -740,7 +740,7 @@
     <w:r>
       <w:tab/>
       <w:tab/>
-      <w:t>2026-03-18</w:t>
+      <w:t>2026-03-19</w:t>
       <w:br/>
       <w:br/>
     </w:r>

--- a/klagomål/A 14955-2025 FSC-klagomål.docx
+++ b/klagomål/A 14955-2025 FSC-klagomål.docx
@@ -740,7 +740,7 @@
     <w:r>
       <w:tab/>
       <w:tab/>
-      <w:t>2026-03-19</w:t>
+      <w:t>2026-03-20</w:t>
       <w:br/>
       <w:br/>
     </w:r>

--- a/klagomål/A 14955-2025 FSC-klagomål.docx
+++ b/klagomål/A 14955-2025 FSC-klagomål.docx
@@ -740,7 +740,7 @@
     <w:r>
       <w:tab/>
       <w:tab/>
-      <w:t>2026-03-20</w:t>
+      <w:t>2026-03-21</w:t>
       <w:br/>
       <w:br/>
     </w:r>

--- a/klagomål/A 14955-2025 FSC-klagomål.docx
+++ b/klagomål/A 14955-2025 FSC-klagomål.docx
@@ -740,7 +740,7 @@
     <w:r>
       <w:tab/>
       <w:tab/>
-      <w:t>2026-03-21</w:t>
+      <w:t>2026-03-22</w:t>
       <w:br/>
       <w:br/>
     </w:r>

--- a/klagomål/A 14955-2025 FSC-klagomål.docx
+++ b/klagomål/A 14955-2025 FSC-klagomål.docx
@@ -740,7 +740,7 @@
     <w:r>
       <w:tab/>
       <w:tab/>
-      <w:t>2026-03-22</w:t>
+      <w:t>2026-03-23</w:t>
       <w:br/>
       <w:br/>
     </w:r>

--- a/klagomål/A 14955-2025 FSC-klagomål.docx
+++ b/klagomål/A 14955-2025 FSC-klagomål.docx
@@ -740,7 +740,7 @@
     <w:r>
       <w:tab/>
       <w:tab/>
-      <w:t>2026-03-23</w:t>
+      <w:t>2026-03-24</w:t>
       <w:br/>
       <w:br/>
     </w:r>

--- a/klagomål/A 14955-2025 FSC-klagomål.docx
+++ b/klagomål/A 14955-2025 FSC-klagomål.docx
@@ -740,7 +740,7 @@
     <w:r>
       <w:tab/>
       <w:tab/>
-      <w:t>2026-03-24</w:t>
+      <w:t>2026-03-25</w:t>
       <w:br/>
       <w:br/>
     </w:r>

--- a/klagomål/A 14955-2025 FSC-klagomål.docx
+++ b/klagomål/A 14955-2025 FSC-klagomål.docx
@@ -740,7 +740,7 @@
     <w:r>
       <w:tab/>
       <w:tab/>
-      <w:t>2026-03-25</w:t>
+      <w:t>2026-03-26</w:t>
       <w:br/>
       <w:br/>
     </w:r>

--- a/klagomål/A 14955-2025 FSC-klagomål.docx
+++ b/klagomål/A 14955-2025 FSC-klagomål.docx
@@ -740,7 +740,7 @@
     <w:r>
       <w:tab/>
       <w:tab/>
-      <w:t>2026-03-26</w:t>
+      <w:t>2026-03-27</w:t>
       <w:br/>
       <w:br/>
     </w:r>

--- a/klagomål/A 14955-2025 FSC-klagomål.docx
+++ b/klagomål/A 14955-2025 FSC-klagomål.docx
@@ -740,7 +740,7 @@
     <w:r>
       <w:tab/>
       <w:tab/>
-      <w:t>2026-03-27</w:t>
+      <w:t>2026-03-28</w:t>
       <w:br/>
       <w:br/>
     </w:r>

--- a/klagomål/A 14955-2025 FSC-klagomål.docx
+++ b/klagomål/A 14955-2025 FSC-klagomål.docx
@@ -740,7 +740,7 @@
     <w:r>
       <w:tab/>
       <w:tab/>
-      <w:t>2026-03-28</w:t>
+      <w:t>2026-03-29</w:t>
       <w:br/>
       <w:br/>
     </w:r>

--- a/klagomål/A 14955-2025 FSC-klagomål.docx
+++ b/klagomål/A 14955-2025 FSC-klagomål.docx
@@ -740,7 +740,7 @@
     <w:r>
       <w:tab/>
       <w:tab/>
-      <w:t>2026-03-29</w:t>
+      <w:t>2026-03-30</w:t>
       <w:br/>
       <w:br/>
     </w:r>

--- a/klagomål/A 14955-2025 FSC-klagomål.docx
+++ b/klagomål/A 14955-2025 FSC-klagomål.docx
@@ -740,7 +740,7 @@
     <w:r>
       <w:tab/>
       <w:tab/>
-      <w:t>2026-03-30</w:t>
+      <w:t>2026-03-31</w:t>
       <w:br/>
       <w:br/>
     </w:r>

--- a/klagomål/A 14955-2025 FSC-klagomål.docx
+++ b/klagomål/A 14955-2025 FSC-klagomål.docx
@@ -740,7 +740,7 @@
     <w:r>
       <w:tab/>
       <w:tab/>
-      <w:t>2026-03-31</w:t>
+      <w:t>2026-04-01</w:t>
       <w:br/>
       <w:br/>
     </w:r>

--- a/klagomål/A 14955-2025 FSC-klagomål.docx
+++ b/klagomål/A 14955-2025 FSC-klagomål.docx
@@ -740,7 +740,7 @@
     <w:r>
       <w:tab/>
       <w:tab/>
-      <w:t>2026-04-01</w:t>
+      <w:t>2026-04-02</w:t>
       <w:br/>
       <w:br/>
     </w:r>

--- a/klagomål/A 14955-2025 FSC-klagomål.docx
+++ b/klagomål/A 14955-2025 FSC-klagomål.docx
@@ -740,7 +740,7 @@
     <w:r>
       <w:tab/>
       <w:tab/>
-      <w:t>2026-04-02</w:t>
+      <w:t>2026-04-03</w:t>
       <w:br/>
       <w:br/>
     </w:r>

--- a/klagomål/A 14955-2025 FSC-klagomål.docx
+++ b/klagomål/A 14955-2025 FSC-klagomål.docx
@@ -740,7 +740,7 @@
     <w:r>
       <w:tab/>
       <w:tab/>
-      <w:t>2026-04-03</w:t>
+      <w:t>2026-04-04</w:t>
       <w:br/>
       <w:br/>
     </w:r>

--- a/klagomål/A 14955-2025 FSC-klagomål.docx
+++ b/klagomål/A 14955-2025 FSC-klagomål.docx
@@ -740,7 +740,7 @@
     <w:r>
       <w:tab/>
       <w:tab/>
-      <w:t>2026-04-04</w:t>
+      <w:t>2026-04-05</w:t>
       <w:br/>
       <w:br/>
     </w:r>

--- a/klagomål/A 14955-2025 FSC-klagomål.docx
+++ b/klagomål/A 14955-2025 FSC-klagomål.docx
@@ -749,7 +749,7 @@
     <w:r>
       <w:tab/>
       <w:tab/>
-      <w:t>2026-04-14</w:t>
+      <w:t>2026-04-15</w:t>
       <w:br/>
       <w:br/>
     </w:r>

--- a/klagomål/A 14955-2025 FSC-klagomål.docx
+++ b/klagomål/A 14955-2025 FSC-klagomål.docx
@@ -749,7 +749,7 @@
     <w:r>
       <w:tab/>
       <w:tab/>
-      <w:t>2026-04-15</w:t>
+      <w:t>2026-04-16</w:t>
       <w:br/>
       <w:br/>
     </w:r>

--- a/klagomål/A 14955-2025 FSC-klagomål.docx
+++ b/klagomål/A 14955-2025 FSC-klagomål.docx
@@ -749,7 +749,7 @@
     <w:r>
       <w:tab/>
       <w:tab/>
-      <w:t>2026-04-16</w:t>
+      <w:t>2026-04-17</w:t>
       <w:br/>
       <w:br/>
     </w:r>

--- a/klagomål/A 14955-2025 FSC-klagomål.docx
+++ b/klagomål/A 14955-2025 FSC-klagomål.docx
@@ -749,7 +749,7 @@
     <w:r>
       <w:tab/>
       <w:tab/>
-      <w:t>2026-04-17</w:t>
+      <w:t>2026-04-18</w:t>
       <w:br/>
       <w:br/>
     </w:r>

--- a/klagomål/A 14955-2025 FSC-klagomål.docx
+++ b/klagomål/A 14955-2025 FSC-klagomål.docx
@@ -749,7 +749,7 @@
     <w:r>
       <w:tab/>
       <w:tab/>
-      <w:t>2026-04-18</w:t>
+      <w:t>2026-04-19</w:t>
       <w:br/>
       <w:br/>
     </w:r>

--- a/klagomål/A 14955-2025 FSC-klagomål.docx
+++ b/klagomål/A 14955-2025 FSC-klagomål.docx
@@ -749,7 +749,7 @@
     <w:r>
       <w:tab/>
       <w:tab/>
-      <w:t>2026-04-19</w:t>
+      <w:t>2026-04-20</w:t>
       <w:br/>
       <w:br/>
     </w:r>

--- a/klagomål/A 14955-2025 FSC-klagomål.docx
+++ b/klagomål/A 14955-2025 FSC-klagomål.docx
@@ -749,7 +749,7 @@
     <w:r>
       <w:tab/>
       <w:tab/>
-      <w:t>2026-04-20</w:t>
+      <w:t>2026-04-21</w:t>
       <w:br/>
       <w:br/>
     </w:r>

--- a/klagomål/A 14955-2025 FSC-klagomål.docx
+++ b/klagomål/A 14955-2025 FSC-klagomål.docx
@@ -749,7 +749,7 @@
     <w:r>
       <w:tab/>
       <w:tab/>
-      <w:t>2026-04-21</w:t>
+      <w:t>2026-04-22</w:t>
       <w:br/>
       <w:br/>
     </w:r>

--- a/klagomål/A 14955-2025 FSC-klagomål.docx
+++ b/klagomål/A 14955-2025 FSC-klagomål.docx
@@ -749,7 +749,7 @@
     <w:r>
       <w:tab/>
       <w:tab/>
-      <w:t>2026-04-22</w:t>
+      <w:t>2026-04-23</w:t>
       <w:br/>
       <w:br/>
     </w:r>

--- a/klagomål/A 14955-2025 FSC-klagomål.docx
+++ b/klagomål/A 14955-2025 FSC-klagomål.docx
@@ -749,7 +749,7 @@
     <w:r>
       <w:tab/>
       <w:tab/>
-      <w:t>2026-04-23</w:t>
+      <w:t>2026-04-24</w:t>
       <w:br/>
       <w:br/>
     </w:r>

--- a/klagomål/A 14955-2025 FSC-klagomål.docx
+++ b/klagomål/A 14955-2025 FSC-klagomål.docx
@@ -749,7 +749,7 @@
     <w:r>
       <w:tab/>
       <w:tab/>
-      <w:t>2026-04-24</w:t>
+      <w:t>2026-04-25</w:t>
       <w:br/>
       <w:br/>
     </w:r>

--- a/klagomål/A 14955-2025 FSC-klagomål.docx
+++ b/klagomål/A 14955-2025 FSC-klagomål.docx
@@ -749,7 +749,7 @@
     <w:r>
       <w:tab/>
       <w:tab/>
-      <w:t>2026-04-25</w:t>
+      <w:t>2026-04-26</w:t>
       <w:br/>
       <w:br/>
     </w:r>

--- a/klagomål/A 14955-2025 FSC-klagomål.docx
+++ b/klagomål/A 14955-2025 FSC-klagomål.docx
@@ -749,7 +749,7 @@
     <w:r>
       <w:tab/>
       <w:tab/>
-      <w:t>2026-04-26</w:t>
+      <w:t>2026-04-27</w:t>
       <w:br/>
       <w:br/>
     </w:r>

--- a/klagomål/A 14955-2025 FSC-klagomål.docx
+++ b/klagomål/A 14955-2025 FSC-klagomål.docx
@@ -749,7 +749,7 @@
     <w:r>
       <w:tab/>
       <w:tab/>
-      <w:t>2026-04-27</w:t>
+      <w:t>2026-04-28</w:t>
       <w:br/>
       <w:br/>
     </w:r>

--- a/klagomål/A 14955-2025 FSC-klagomål.docx
+++ b/klagomål/A 14955-2025 FSC-klagomål.docx
@@ -749,7 +749,7 @@
     <w:r>
       <w:tab/>
       <w:tab/>
-      <w:t>2026-04-28</w:t>
+      <w:t>2026-04-29</w:t>
       <w:br/>
       <w:br/>
     </w:r>

--- a/klagomål/A 14955-2025 FSC-klagomål.docx
+++ b/klagomål/A 14955-2025 FSC-klagomål.docx
@@ -749,7 +749,7 @@
     <w:r>
       <w:tab/>
       <w:tab/>
-      <w:t>2026-04-29</w:t>
+      <w:t>2026-04-30</w:t>
       <w:br/>
       <w:br/>
     </w:r>

--- a/klagomål/A 14955-2025 FSC-klagomål.docx
+++ b/klagomål/A 14955-2025 FSC-klagomål.docx
@@ -749,7 +749,7 @@
     <w:r>
       <w:tab/>
       <w:tab/>
-      <w:t>2026-04-30</w:t>
+      <w:t>2026-05-01</w:t>
       <w:br/>
       <w:br/>
     </w:r>

--- a/klagomål/A 14955-2025 FSC-klagomål.docx
+++ b/klagomål/A 14955-2025 FSC-klagomål.docx
@@ -749,7 +749,7 @@
     <w:r>
       <w:tab/>
       <w:tab/>
-      <w:t>2026-05-01</w:t>
+      <w:t>2026-05-02</w:t>
       <w:br/>
       <w:br/>
     </w:r>

--- a/klagomål/A 14955-2025 FSC-klagomål.docx
+++ b/klagomål/A 14955-2025 FSC-klagomål.docx
@@ -749,7 +749,7 @@
     <w:r>
       <w:tab/>
       <w:tab/>
-      <w:t>2026-05-02</w:t>
+      <w:t>2026-05-03</w:t>
       <w:br/>
       <w:br/>
     </w:r>

--- a/klagomål/A 14955-2025 FSC-klagomål.docx
+++ b/klagomål/A 14955-2025 FSC-klagomål.docx
@@ -749,7 +749,7 @@
     <w:r>
       <w:tab/>
       <w:tab/>
-      <w:t>2026-05-16</w:t>
+      <w:t>2026-05-17</w:t>
       <w:br/>
       <w:br/>
     </w:r>

--- a/klagomål/A 14955-2025 FSC-klagomål.docx
+++ b/klagomål/A 14955-2025 FSC-klagomål.docx
@@ -749,7 +749,7 @@
     <w:r>
       <w:tab/>
       <w:tab/>
-      <w:t>2026-05-17</w:t>
+      <w:t>2026-05-18</w:t>
       <w:br/>
       <w:br/>
     </w:r>

--- a/klagomål/A 14955-2025 FSC-klagomål.docx
+++ b/klagomål/A 14955-2025 FSC-klagomål.docx
@@ -749,7 +749,7 @@
     <w:r>
       <w:tab/>
       <w:tab/>
-      <w:t>2026-05-18</w:t>
+      <w:t>2026-05-19</w:t>
       <w:br/>
       <w:br/>
     </w:r>

--- a/klagomål/A 14955-2025 FSC-klagomål.docx
+++ b/klagomål/A 14955-2025 FSC-klagomål.docx
@@ -749,7 +749,7 @@
     <w:r>
       <w:tab/>
       <w:tab/>
-      <w:t>2026-05-19</w:t>
+      <w:t>2026-05-20</w:t>
       <w:br/>
       <w:br/>
     </w:r>

--- a/klagomål/A 14955-2025 FSC-klagomål.docx
+++ b/klagomål/A 14955-2025 FSC-klagomål.docx
@@ -749,7 +749,7 @@
     <w:r>
       <w:tab/>
       <w:tab/>
-      <w:t>2026-05-20</w:t>
+      <w:t>2026-05-21</w:t>
       <w:br/>
       <w:br/>
     </w:r>

--- a/klagomål/A 14955-2025 FSC-klagomål.docx
+++ b/klagomål/A 14955-2025 FSC-klagomål.docx
@@ -749,7 +749,7 @@
     <w:r>
       <w:tab/>
       <w:tab/>
-      <w:t>2026-05-21</w:t>
+      <w:t>2026-05-22</w:t>
       <w:br/>
       <w:br/>
     </w:r>

--- a/klagomål/A 14955-2025 FSC-klagomål.docx
+++ b/klagomål/A 14955-2025 FSC-klagomål.docx
@@ -749,7 +749,7 @@
     <w:r>
       <w:tab/>
       <w:tab/>
-      <w:t>2026-05-22</w:t>
+      <w:t>2026-05-23</w:t>
       <w:br/>
       <w:br/>
     </w:r>

--- a/klagomål/A 14955-2025 FSC-klagomål.docx
+++ b/klagomål/A 14955-2025 FSC-klagomål.docx
@@ -749,7 +749,7 @@
     <w:r>
       <w:tab/>
       <w:tab/>
-      <w:t>2026-05-23</w:t>
+      <w:t>2026-05-24</w:t>
       <w:br/>
       <w:br/>
     </w:r>

--- a/klagomål/A 14955-2025 FSC-klagomål.docx
+++ b/klagomål/A 14955-2025 FSC-klagomål.docx
@@ -749,7 +749,7 @@
     <w:r>
       <w:tab/>
       <w:tab/>
-      <w:t>2026-05-24</w:t>
+      <w:t>2026-05-25</w:t>
       <w:br/>
       <w:br/>
     </w:r>

--- a/klagomål/A 14955-2025 FSC-klagomål.docx
+++ b/klagomål/A 14955-2025 FSC-klagomål.docx
@@ -749,7 +749,7 @@
     <w:r>
       <w:tab/>
       <w:tab/>
-      <w:t>2026-05-25</w:t>
+      <w:t>2026-05-26</w:t>
       <w:br/>
       <w:br/>
     </w:r>

--- a/klagomål/A 14955-2025 FSC-klagomål.docx
+++ b/klagomål/A 14955-2025 FSC-klagomål.docx
@@ -749,7 +749,7 @@
     <w:r>
       <w:tab/>
       <w:tab/>
-      <w:t>2026-05-26</w:t>
+      <w:t>2026-05-27</w:t>
       <w:br/>
       <w:br/>
     </w:r>

--- a/klagomål/A 14955-2025 FSC-klagomål.docx
+++ b/klagomål/A 14955-2025 FSC-klagomål.docx
@@ -749,7 +749,7 @@
     <w:r>
       <w:tab/>
       <w:tab/>
-      <w:t>2026-05-27</w:t>
+      <w:t>2026-05-28</w:t>
       <w:br/>
       <w:br/>
     </w:r>

--- a/klagomål/A 14955-2025 FSC-klagomål.docx
+++ b/klagomål/A 14955-2025 FSC-klagomål.docx
@@ -749,7 +749,7 @@
     <w:r>
       <w:tab/>
       <w:tab/>
-      <w:t>2026-05-28</w:t>
+      <w:t>2026-05-29</w:t>
       <w:br/>
       <w:br/>
     </w:r>

--- a/klagomål/A 14955-2025 FSC-klagomål.docx
+++ b/klagomål/A 14955-2025 FSC-klagomål.docx
@@ -749,7 +749,7 @@
     <w:r>
       <w:tab/>
       <w:tab/>
-      <w:t>2026-05-29</w:t>
+      <w:t>2026-05-30</w:t>
       <w:br/>
       <w:br/>
     </w:r>

--- a/klagomål/A 14955-2025 FSC-klagomål.docx
+++ b/klagomål/A 14955-2025 FSC-klagomål.docx
@@ -749,7 +749,7 @@
     <w:r>
       <w:tab/>
       <w:tab/>
-      <w:t>2026-05-30</w:t>
+      <w:t>2026-05-31</w:t>
       <w:br/>
       <w:br/>
     </w:r>

--- a/klagomål/A 14955-2025 FSC-klagomål.docx
+++ b/klagomål/A 14955-2025 FSC-klagomål.docx
@@ -749,7 +749,7 @@
     <w:r>
       <w:tab/>
       <w:tab/>
-      <w:t>2026-05-31</w:t>
+      <w:t>2026-06-01</w:t>
       <w:br/>
       <w:br/>
     </w:r>

--- a/klagomål/A 14955-2025 FSC-klagomål.docx
+++ b/klagomål/A 14955-2025 FSC-klagomål.docx
@@ -749,7 +749,7 @@
     <w:r>
       <w:tab/>
       <w:tab/>
-      <w:t>2026-06-01</w:t>
+      <w:t>2026-06-02</w:t>
       <w:br/>
       <w:br/>
     </w:r>

--- a/klagomål/A 14955-2025 FSC-klagomål.docx
+++ b/klagomål/A 14955-2025 FSC-klagomål.docx
@@ -749,7 +749,7 @@
     <w:r>
       <w:tab/>
       <w:tab/>
-      <w:t>2026-06-02</w:t>
+      <w:t>2026-06-03</w:t>
       <w:br/>
       <w:br/>
     </w:r>

--- a/klagomål/A 14955-2025 FSC-klagomål.docx
+++ b/klagomål/A 14955-2025 FSC-klagomål.docx
@@ -749,7 +749,7 @@
     <w:r>
       <w:tab/>
       <w:tab/>
-      <w:t>2026-06-03</w:t>
+      <w:t>2026-06-04</w:t>
       <w:br/>
       <w:br/>
     </w:r>

--- a/klagomål/A 14955-2025 FSC-klagomål.docx
+++ b/klagomål/A 14955-2025 FSC-klagomål.docx
@@ -749,7 +749,7 @@
     <w:r>
       <w:tab/>
       <w:tab/>
-      <w:t>2026-06-04</w:t>
+      <w:t>2026-06-05</w:t>
       <w:br/>
       <w:br/>
     </w:r>

--- a/klagomål/A 14955-2025 FSC-klagomål.docx
+++ b/klagomål/A 14955-2025 FSC-klagomål.docx
@@ -749,7 +749,7 @@
     <w:r>
       <w:tab/>
       <w:tab/>
-      <w:t>2026-06-05</w:t>
+      <w:t>2026-06-06</w:t>
       <w:br/>
       <w:br/>
     </w:r>

--- a/klagomål/A 14955-2025 FSC-klagomål.docx
+++ b/klagomål/A 14955-2025 FSC-klagomål.docx
@@ -749,7 +749,7 @@
     <w:r>
       <w:tab/>
       <w:tab/>
-      <w:t>2026-06-06</w:t>
+      <w:t>2026-06-07</w:t>
       <w:br/>
       <w:br/>
     </w:r>

--- a/klagomål/A 14955-2025 FSC-klagomål.docx
+++ b/klagomål/A 14955-2025 FSC-klagomål.docx
@@ -749,7 +749,7 @@
     <w:r>
       <w:tab/>
       <w:tab/>
-      <w:t>2026-06-07</w:t>
+      <w:t>2026-06-08</w:t>
       <w:br/>
       <w:br/>
     </w:r>

--- a/klagomål/A 14955-2025 FSC-klagomål.docx
+++ b/klagomål/A 14955-2025 FSC-klagomål.docx
@@ -749,7 +749,7 @@
     <w:r>
       <w:tab/>
       <w:tab/>
-      <w:t>2026-06-08</w:t>
+      <w:t>2026-06-09</w:t>
       <w:br/>
       <w:br/>
     </w:r>

--- a/klagomål/A 14955-2025 FSC-klagomål.docx
+++ b/klagomål/A 14955-2025 FSC-klagomål.docx
@@ -749,7 +749,7 @@
     <w:r>
       <w:tab/>
       <w:tab/>
-      <w:t>2026-06-09</w:t>
+      <w:t>2026-06-10</w:t>
       <w:br/>
       <w:br/>
     </w:r>

--- a/klagomål/A 14955-2025 FSC-klagomål.docx
+++ b/klagomål/A 14955-2025 FSC-klagomål.docx
@@ -749,7 +749,7 @@
     <w:r>
       <w:tab/>
       <w:tab/>
-      <w:t>2026-06-10</w:t>
+      <w:t>2026-06-11</w:t>
       <w:br/>
       <w:br/>
     </w:r>

--- a/klagomål/A 14955-2025 FSC-klagomål.docx
+++ b/klagomål/A 14955-2025 FSC-klagomål.docx
@@ -749,7 +749,7 @@
     <w:r>
       <w:tab/>
       <w:tab/>
-      <w:t>2026-06-11</w:t>
+      <w:t>2026-06-12</w:t>
       <w:br/>
       <w:br/>
     </w:r>

--- a/klagomål/A 14955-2025 FSC-klagomål.docx
+++ b/klagomål/A 14955-2025 FSC-klagomål.docx
@@ -749,7 +749,7 @@
     <w:r>
       <w:tab/>
       <w:tab/>
-      <w:t>2026-06-12</w:t>
+      <w:t>2026-06-13</w:t>
       <w:br/>
       <w:br/>
     </w:r>

--- a/klagomål/A 14955-2025 FSC-klagomål.docx
+++ b/klagomål/A 14955-2025 FSC-klagomål.docx
@@ -749,7 +749,7 @@
     <w:r>
       <w:tab/>
       <w:tab/>
-      <w:t>2026-06-15</w:t>
+      <w:t>2026-06-16</w:t>
       <w:br/>
       <w:br/>
     </w:r>

--- a/klagomål/A 14955-2025 FSC-klagomål.docx
+++ b/klagomål/A 14955-2025 FSC-klagomål.docx
@@ -749,7 +749,7 @@
     <w:r>
       <w:tab/>
       <w:tab/>
-      <w:t>2026-06-16</w:t>
+      <w:t>2026-06-17</w:t>
       <w:br/>
       <w:br/>
     </w:r>

--- a/klagomål/A 14955-2025 FSC-klagomål.docx
+++ b/klagomål/A 14955-2025 FSC-klagomål.docx
@@ -1,6 +1,6 @@
 
 <file path=word/document.xml><?xml version="1.0" encoding="utf-8"?>
-<w:document xmlns:wpc="http://schemas.microsoft.com/office/word/2010/wordprocessingCanvas" xmlns:cx="http://schemas.microsoft.com/office/drawing/2014/chartex" xmlns:cx1="http://schemas.microsoft.com/office/drawing/2015/9/8/chartex" xmlns:cx2="http://schemas.microsoft.com/office/drawing/2015/10/21/chartex" xmlns:cx3="http://schemas.microsoft.com/office/drawing/2016/5/9/chartex" xmlns:cx4="http://schemas.microsoft.com/office/drawing/2016/5/10/chartex" xmlns:cx5="http://schemas.microsoft.com/office/drawing/2016/5/11/chartex" xmlns:cx6="http://schemas.microsoft.com/office/drawing/2016/5/12/chartex" xmlns:cx7="http://schemas.microsoft.com/office/drawing/2016/5/13/chartex" xmlns:cx8="http://schemas.microsoft.com/office/drawing/2016/5/14/chartex" xmlns:mc="http://schemas.openxmlformats.org/markup-compatibility/2006" xmlns:aink="http://schemas.microsoft.com/office/drawing/2016/ink" xmlns:am3d="http://schemas.microsoft.com/office/drawing/2017/model3d" xmlns:o="urn:schemas-microsoft-com:office:office" xmlns:oel="http://schemas.microsoft.com/office/2019/extlst" xmlns:r="http://schemas.openxmlformats.org/officeDocument/2006/relationships" xmlns:m="http://schemas.openxmlformats.org/officeDocument/2006/math" xmlns:v="urn:schemas-microsoft-com:vml" xmlns:wp14="http://schemas.microsoft.com/office/word/2010/wordprocessingDrawing" xmlns:wp="http://schemas.openxmlformats.org/drawingml/2006/wordprocessingDrawing" xmlns:w10="urn:schemas-microsoft-com:office:word" xmlns:w="http://schemas.openxmlformats.org/wordprocessingml/2006/main" xmlns:w14="http://schemas.microsoft.com/office/word/2010/wordml" xmlns:w15="http://schemas.microsoft.com/office/word/2012/wordml" xmlns:w16cex="http://schemas.microsoft.com/office/word/2018/wordml/cex" xmlns:w16cid="http://schemas.microsoft.com/office/word/2016/wordml/cid" xmlns:w16="http://schemas.microsoft.com/office/word/2018/wordml" xmlns:w16sdtdh="http://schemas.microsoft.com/office/word/2020/wordml/sdtdatahash" xmlns:w16se="http://schemas.microsoft.com/office/word/2015/wordml/symex" xmlns:wpg="http://schemas.microsoft.com/office/word/2010/wordprocessingGroup" xmlns:wpi="http://schemas.microsoft.com/office/word/2010/wordprocessingInk" xmlns:wne="http://schemas.microsoft.com/office/word/2006/wordml" xmlns:wps="http://schemas.microsoft.com/office/word/2010/wordprocessingShape" mc:Ignorable="w14 w15 w16se w16cid w16 w16cex w16sdtdh wp14">
+<w:document xmlns:wpc="http://schemas.microsoft.com/office/word/2010/wordprocessingCanvas" xmlns:cx="http://schemas.microsoft.com/office/drawing/2014/chartex" xmlns:cx1="http://schemas.microsoft.com/office/drawing/2015/9/8/chartex" xmlns:cx2="http://schemas.microsoft.com/office/drawing/2015/10/21/chartex" xmlns:cx3="http://schemas.microsoft.com/office/drawing/2016/5/9/chartex" xmlns:cx4="http://schemas.microsoft.com/office/drawing/2016/5/10/chartex" xmlns:cx5="http://schemas.microsoft.com/office/drawing/2016/5/11/chartex" xmlns:cx6="http://schemas.microsoft.com/office/drawing/2016/5/12/chartex" xmlns:cx7="http://schemas.microsoft.com/office/drawing/2016/5/13/chartex" xmlns:cx8="http://schemas.microsoft.com/office/drawing/2016/5/14/chartex" xmlns:mc="http://schemas.openxmlformats.org/markup-compatibility/2006" xmlns:aink="http://schemas.microsoft.com/office/drawing/2016/ink" xmlns:am3d="http://schemas.microsoft.com/office/drawing/2017/model3d" xmlns:o="urn:schemas-microsoft-com:office:office" xmlns:oel="http://schemas.microsoft.com/office/2019/extlst" xmlns:r="http://schemas.openxmlformats.org/officeDocument/2006/relationships" xmlns:m="http://schemas.openxmlformats.org/officeDocument/2006/math" xmlns:v="urn:schemas-microsoft-com:vml" xmlns:wp14="http://schemas.microsoft.com/office/word/2010/wordprocessingDrawing" xmlns:wp="http://schemas.openxmlformats.org/drawingml/2006/wordprocessingDrawing" xmlns:w10="urn:schemas-microsoft-com:office:word" xmlns:w="http://schemas.openxmlformats.org/wordprocessingml/2006/main" xmlns:w14="http://schemas.microsoft.com/office/word/2010/wordml" xmlns:w15="http://schemas.microsoft.com/office/word/2012/wordml" xmlns:w16cex="http://schemas.microsoft.com/office/word/2018/wordml/cex" xmlns:w16cid="http://schemas.microsoft.com/office/word/2016/wordml/cid" xmlns:w16="http://schemas.microsoft.com/office/word/2018/wordml" xmlns:w16du="http://schemas.microsoft.com/office/word/2023/wordml/word16du" xmlns:w16sdtdh="http://schemas.microsoft.com/office/word/2020/wordml/sdtdatahash" xmlns:w16sdtfl="http://schemas.microsoft.com/office/word/2024/wordml/sdtformatlock" xmlns:w16se="http://schemas.microsoft.com/office/word/2015/wordml/symex" xmlns:wpg="http://schemas.microsoft.com/office/word/2010/wordprocessingGroup" xmlns:wpi="http://schemas.microsoft.com/office/word/2010/wordprocessingInk" xmlns:wne="http://schemas.microsoft.com/office/word/2006/wordml" xmlns:wps="http://schemas.microsoft.com/office/word/2010/wordprocessingShape" mc:Ignorable="w14 w15 w16se w16cid w16 w16cex w16sdtdh w16sdtfl w16du wp14">
   <w:body>
     <w:p>
       <w:r>
@@ -168,12 +168,12 @@
     </w:p>
     <w:p>
       <w:r>
-        <w:t>Detta dokument behandlar höga naturvärden i avverkningsanmälan A 14955-2025 i Timrå kommun. Denna avverkningsanmälan inkom 2025-03-27 00:00:00 och omfattar 0,8 ha.</w:t>
+        <w:t>Detta dokument behandlar höga naturvärden i avverkningsanmälan A 14955-2025 i Timrå kommun som inkom 2025-03-27 och omfattar 0,8 ha.</w:t>
       </w:r>
     </w:p>
     <w:p>
       <w:r>
-        <w:t>Nedan presenteras fynd av naturvårdsarter och fridlysta arter som gjorts i det avverkningsanmälda området, samt relevanta utdrag ur standarderna för FSC, Chain of Custody, Controlled Wood och PEFC.</w:t>
+        <w:t>Nedan presenteras fynd av naturvårdsarter och fridlysta arter som gjorts i det avverkningsanmälda området, samt relevanta utdrag ur standarderna för FSC, Chain of Custody, Controlled Wood och PEFC. I BILAGA 1 finns artfakta om fridlysta arter.</w:t>
       </w:r>
     </w:p>
     <w:p>
@@ -191,12 +191,15 @@
     </w:p>
     <w:p>
       <w:r>
-        <w:t>I avverkningsanmälan har följande 3 naturvårdsarter hittats: rynkskinn (VU), ullticka (NT) och nattviol (§8). Av dessa är 2 rödlistade. För rödlistade arter har rödlistekategorin angivits inom parentes. För fridlysta arter anges även paragrafen i Artskyddsförordningen som arten är fridlyst enligt.</w:t>
+        <w:t>I och inom 18 meter från avverkningsanmälan har följande 5 naturvårdsarter hittats: rynkskinn (NT, T), ullticka (NT, T), spillkråka (T, §4), tjäder (T, §4) och nattviol (§8). Av dessa är 2 rödlistade. För rödlistade arter har rödlistekategorin angivits inom parentes. Typiska arter inom Natura 2000 som är kopplade till skogsekosystem har markerats med (T). För fridlysta arter anges även paragrafen i Artskyddsförordningen som arten är fridlyst enligt.</w:t>
       </w:r>
     </w:p>
     <w:p>
       <w:r>
-        <w:t>De påträffade naturvårdsarterna är ett tydligt kvitto på att detta rör sig om en skog med höga naturvärden. I Figur 1 visas en karta över det avverkningsanmälda området, där samtliga fyndplatser för naturvårdsarter som finns registrerade på Artportalen har markerats.</w:t>
+        <w:t>De påträffade naturvårdsarterna är ett tydligt kvitto på att det rör sig om en skog med höga naturvärden.</w:t>
+      </w:r>
+      <w:r>
+        <w:t xml:space="preserve"> I Figur 1 visas fyndplatser för naturvårdsarter i området, som finns registrerade på Artportalen.</w:t>
       </w:r>
     </w:p>
     <w:p>
@@ -206,7 +209,7 @@
       <w:r>
         <w:drawing>
           <wp:inline xmlns:a="http://schemas.openxmlformats.org/drawingml/2006/main" xmlns:pic="http://schemas.openxmlformats.org/drawingml/2006/picture">
-            <wp:extent cx="5486400" cy="5915112"/>
+            <wp:extent cx="5385031" cy="5688000"/>
             <wp:docPr id="1" name="Picture 1"/>
             <wp:cNvGraphicFramePr>
               <a:graphicFrameLocks noChangeAspect="1"/>
@@ -227,7 +230,7 @@
                   <pic:spPr>
                     <a:xfrm>
                       <a:off x="0" y="0"/>
-                      <a:ext cx="5486400" cy="5915112"/>
+                      <a:ext cx="5385031" cy="5688000"/>
                     </a:xfrm>
                     <a:prstGeom prst="rect"/>
                   </pic:spPr>
@@ -241,9 +244,108 @@
     <w:p>
       <w:pPr>
         <w:pStyle w:val="Caption"/>
+        <w:spacing w:after="240"/>
       </w:pPr>
       <w:r>
-        <w:t>Figur 1. Fyndplatser för naturvårdsarter i det avverkningsanmälda området (röd linje). Markörer utan svart kant är placerade på fyndplatsen. Markörer med svart kant är placerade vid sidan av fyndplatsen och har ett svart streck som visar fyndplatsens exakta position. Kartans mittpunktskoordinat är N 6934254, E 616693 i SWEREF 99 TM.</w:t>
+        <w:t>Figur 1. Fyndplatser för naturvårdsarter i och inom 18 meter från avverkningsanmälan (röd linje). Markörer utan svart kant är placerade på fyndplatsen. Markörer med svart kant är placerade vid sidan av fyndplatsen och har ett svart streck som visar fyndplatsens exakta position. Kartans mittpunktskoordinat är N 6934254, E 616693 i SWEREF 99 TM.</w:t>
+      </w:r>
+    </w:p>
+    <w:p>
+      <w:pPr>
+        <w:pStyle w:val="Heading2"/>
+      </w:pPr>
+      <w:r>
+        <w:t>Fridlysta arter</w:t>
+      </w:r>
+    </w:p>
+    <w:p>
+      <w:r>
+        <w:t>Följande fridlysta arter har sina livsmiljöer och växtplatser i den avverkningsanmälda skogen: spillkråka (T, §4), tjäder (T, §4) och nattviol (§8).</w:t>
+      </w:r>
+    </w:p>
+    <w:p>
+      <w:r>
+        <w:t xml:space="preserve">Observera att medlemsländerna är skyldiga att agera i enlighet med EU:s fågeldirektiv där det uttryckligen står att direktivet gäller för fåglar samt för deras ägg, bon och </w:t>
+      </w:r>
+      <w:r>
+        <w:rPr>
+          <w:b/>
+        </w:rPr>
+        <w:t xml:space="preserve">livsmiljöer </w:t>
+      </w:r>
+      <w:r>
+        <w:t>(artikel 1). Vidare att de åtgärder som vidtas inte får leda till en försämring av den nuvarande situationen beträffande bevarandet av de fågelarter som avses i artikel 1 (artikel 13). Fågeldirektivet är styrande för tillsynsansvariga myndigheters ärendehantering, ställningstaganden och beslutsfattande.</w:t>
+      </w:r>
+    </w:p>
+    <w:p>
+      <w:r>
+        <w:rPr>
+          <w:b/>
+        </w:rPr>
+        <w:t>Spillkråka (§4)</w:t>
+      </w:r>
+      <w:r>
+        <w:t xml:space="preserve"> omfattas av bilaga 1 i EU:s fågeldirektiv och är typisk art för </w:t>
+      </w:r>
+      <w:r>
+        <w:rPr>
+          <w:i/>
+        </w:rPr>
+        <w:t xml:space="preserve">9010 Taiga </w:t>
+      </w:r>
+      <w:r>
+        <w:t>och</w:t>
+      </w:r>
+      <w:r>
+        <w:rPr>
+          <w:i/>
+        </w:rPr>
+        <w:t xml:space="preserve"> 9740 Skogsbevuxen myr</w:t>
+      </w:r>
+      <w:r>
+        <w:t>. Den behöver grova träd, främst tall, asp och bok som boträd. Skogsbruk med korta omloppstider och täta, homogena ungskogar utgör det största hotet. Spillkråka är en nyckelart i skogliga miljöer vars övergivna bohål utnyttjas av flera andra hålhäckande fågelarter och fladdermöss, däribland pärluggla (EN, §4), knipa (§4), salskrake (§4) och skogsduva (§4). Hökuggla (VU, §4) och slaguggla (§4) häckar ofta i högstubbar som brutits av i höjd med ett gammalt spillkråkebo (SLU Artdatabanken, 2026; Skogsstyrelsen, 2016).</w:t>
+      </w:r>
+    </w:p>
+    <w:p>
+      <w:r>
+        <w:rPr>
+          <w:b/>
+        </w:rPr>
+        <w:t>Tjäder (§4)</w:t>
+      </w:r>
+      <w:r>
+        <w:t xml:space="preserve"> omfattas av bilaga 1 och 2 EU:s fågeldirektiv och är typisk art för </w:t>
+      </w:r>
+      <w:r>
+        <w:rPr>
+          <w:i/>
+        </w:rPr>
+        <w:t xml:space="preserve">9010 Taiga </w:t>
+      </w:r>
+      <w:r>
+        <w:t xml:space="preserve">och </w:t>
+      </w:r>
+      <w:r>
+        <w:rPr>
+          <w:i/>
+        </w:rPr>
+        <w:t>9740 Skogsbevuxen myr</w:t>
+      </w:r>
+      <w:r>
+        <w:t>. Tjädern är en utpräglad skogsfågel knuten till större sammanhängande barrskogsområden. Tupparna och hönorna utnyttjar till viss del olika miljöer, och habitatvalet varierar dessutom mellan olika delar av året. För att det ska finnas livskraftiga tjäderbestånd krävs funktionella skogslandskap med en blandning av uppvuxen, gles och luckig skog, täta sumpskogar, myrar och andra små våtmarker. Arten försvinner när skogen fragmenteras och den sammanlagda arealen hyggen och andra öppna områden blir för stor. Ett småskaligt och försiktigt virkesuttag genom hyggesfria metoder kan i vissa fall vara möjligt i området inom 200 m från lekcentrum. Längre ut från lekcentrum, inom 200–500 m bör den avverkade ytan inte överskrida 1 hektar för att undvika alltför stora och snabba förändringar (Skogsstyrelsen, 2019; SLU Artdatabanken, 2024).</w:t>
+      </w:r>
+    </w:p>
+    <w:p>
+      <w:r>
+        <w:t>I BILAGA 1 finns mer detaljerad information om ekologi samt krav på livsmiljö hos fridlysta arter.</w:t>
+      </w:r>
+    </w:p>
+    <w:p>
+      <w:pPr>
+        <w:pStyle w:val="Heading2"/>
+      </w:pPr>
+      <w:r>
+        <w:t>Övriga naturvårdsarter</w:t>
       </w:r>
     </w:p>
     <w:p>
@@ -336,12 +438,261 @@
         <w:pStyle w:val="Heading1"/>
       </w:pPr>
       <w:r>
-        <w:t>Fridlysta arter</w:t>
+        <w:t>Certifiering</w:t>
       </w:r>
     </w:p>
     <w:p>
-      <w:r>
-        <w:t>Följande fridlysta arter har sina livsmiljöer och växtplatser i den avverkningsanmälda skogen: nattviol (§8).</w:t>
+      <w:pPr>
+        <w:pStyle w:val="Heading2"/>
+      </w:pPr>
+      <w:r>
+        <w:t>Ur FSC-standarden</w:t>
+      </w:r>
+    </w:p>
+    <w:p>
+      <w:r>
+        <w:rPr>
+          <w:b/>
+        </w:rPr>
+        <w:t xml:space="preserve">PRINCIP 1: LAGEFTERLEVNAD: </w:t>
+      </w:r>
+      <w:r>
+        <w:t>Certifikatsinnehavaren ska följa alla tillämpliga lagar, förordningar och nationellt ratificerade internationella avtal, konventioner och överenskommelser.</w:t>
+      </w:r>
+    </w:p>
+    <w:p>
+      <w:r>
+        <w:rPr>
+          <w:b/>
+        </w:rPr>
+        <w:t xml:space="preserve">1.3.1 </w:t>
+      </w:r>
+      <w:r>
+        <w:t>Tillämpliga lagar och föreskrifter för brukandet av skogen följs.</w:t>
+      </w:r>
+    </w:p>
+    <w:p>
+      <w:pPr>
+        <w:pStyle w:val="ListBullet"/>
+      </w:pPr>
+      <w:r>
+        <w:rPr>
+          <w:b/>
+          <w:i/>
+        </w:rPr>
+        <w:t xml:space="preserve">Kommentar: </w:t>
+      </w:r>
+      <w:r>
+        <w:t>I den avverkningsanmälda skogen har fridlysta arter sina livsmiljöer och växtplatser. Att skada de fridlysta arternas livsmiljöer, växtplatser eller ekologiska funktion är inte tillåtet enligt artskyddsförordningen.</w:t>
+      </w:r>
+      <w:r>
+        <w:rPr>
+          <w:i/>
+        </w:rPr>
+        <w:t xml:space="preserve"> EU:s medlemsländer och skogsbolag är skyldiga att agera i enlighet med EU:s fågeldirektiv där det uttryckligen står att direktivet gäller för fåglar samt för deras ägg, bon och </w:t>
+      </w:r>
+      <w:r>
+        <w:rPr>
+          <w:b/>
+          <w:i/>
+        </w:rPr>
+        <w:t xml:space="preserve">livsmiljöer </w:t>
+      </w:r>
+      <w:r>
+        <w:t>(artikel 1). Vidare att de åtgärder som vidtas inte får leda till en försämring av den nuvarande situationen beträffande bevarandet av de fågelarter som avses i artikel 1 (artikel 13).</w:t>
+      </w:r>
+    </w:p>
+    <w:p>
+      <w:r>
+        <w:rPr>
+          <w:b/>
+        </w:rPr>
+        <w:t xml:space="preserve">6.4 </w:t>
+      </w:r>
+      <w:r>
+        <w:t>Certifikatsinnehavaren ska skydda sällsynta arter och hotade arter samt deras livsmiljöer inom skogsbruksenheten. Det ska ske genom avsättningar, andra skyddade områden och genom att skapa konnektivitet och/eller genom andra direkta åtgärder som gynnar dessa arters överlevnad och livskraft. Åtgärderna ska stå i förhållande till brukandets skala, intensitet och risk, samt till sällsynta och hotade arters bevarandestatus och ekologiska krav. Certifikatsinnehavaren ska beakta den geografiska spridningen och ekologiska krav hos sällsynta och hotade arter utanför skogsbruksenhetens gränser när beslut om åtgärder inom skogsbruksenheten ska fattas.</w:t>
+      </w:r>
+    </w:p>
+    <w:p>
+      <w:r>
+        <w:rPr>
+          <w:b/>
+        </w:rPr>
+        <w:t xml:space="preserve">6.4.3 </w:t>
+      </w:r>
+      <w:r>
+        <w:t>Bevarandeåtgärder genomförs för de kända förekomster av rödlistade arter som påverkas av skogsbruk.</w:t>
+      </w:r>
+    </w:p>
+    <w:p>
+      <w:pPr>
+        <w:pStyle w:val="ListBullet"/>
+      </w:pPr>
+      <w:r>
+        <w:rPr>
+          <w:b/>
+          <w:i/>
+        </w:rPr>
+        <w:t xml:space="preserve">Kommentar: </w:t>
+      </w:r>
+      <w:r>
+        <w:rPr>
+          <w:i/>
+        </w:rPr>
+        <w:t>I det avverkningsanmälda skogsområdet har 5 naturvårdsarter varav 2 rödlistade arter sina livsmiljöer och växtplatser.</w:t>
+      </w:r>
+    </w:p>
+    <w:p>
+      <w:pPr>
+        <w:pStyle w:val="Heading2"/>
+      </w:pPr>
+      <w:r>
+        <w:t>Ur Chain of Custody Certification (FSC-STD-40-004 ver 3.0)</w:t>
+      </w:r>
+    </w:p>
+    <w:p>
+      <w:r>
+        <w:rPr>
+          <w:b/>
+        </w:rPr>
+        <w:t xml:space="preserve">1.3 </w:t>
+      </w:r>
+      <w:r>
+        <w:t xml:space="preserve">The organization shall commit to the FSC values as defined in FSC-POL-01-004 Policy for the Association of Organizations with FSC. </w:t>
+      </w:r>
+    </w:p>
+    <w:p>
+      <w:pPr>
+        <w:pStyle w:val="Heading2"/>
+      </w:pPr>
+      <w:r>
+        <w:t>Ur FSC:s policy för associerade organisationer (FSC-POL-01-004)</w:t>
+      </w:r>
+    </w:p>
+    <w:p>
+      <w:r>
+        <w:t xml:space="preserve">Som “Chain of Custody”-certifierad organisation är skogsbolaget bunden av de fastställda reglerna i Del 1 Punkt 1 c) i Policy för organisationer associerade med FSC (FSC-POL-01-004 V2-0 EN + SVE version 2012-03-02): </w:t>
+      </w:r>
+    </w:p>
+    <w:p>
+      <w:pPr>
+        <w:pStyle w:val="ListNumber"/>
+      </w:pPr>
+      <w:r>
+        <w:t>De organisationer FSC kan acceptera association med får inte direkt eller indirekt ha några kopplingar till nedanstående, oacceptabla aktiviteter:</w:t>
+      </w:r>
+    </w:p>
+    <w:p>
+      <w:pPr>
+        <w:ind w:left="357"/>
+      </w:pPr>
+      <w:r>
+        <w:t>a) Olaglig skogsavverkning och handel med olagligt avverkat virke eller skogsprodukter</w:t>
+      </w:r>
+    </w:p>
+    <w:p>
+      <w:pPr>
+        <w:ind w:left="357"/>
+      </w:pPr>
+      <w:r>
+        <w:t>...</w:t>
+      </w:r>
+    </w:p>
+    <w:p>
+      <w:pPr>
+        <w:ind w:left="357"/>
+      </w:pPr>
+      <w:r>
+        <w:t>c) Skogsbruk som förstör höga naturvärden</w:t>
+      </w:r>
+    </w:p>
+    <w:p>
+      <w:pPr>
+        <w:ind w:left="357"/>
+      </w:pPr>
+      <w:r>
+        <w:t>d) Betydande omvandling av skog till plantager eller annan, icke skoglig, markanvändning</w:t>
+      </w:r>
+    </w:p>
+    <w:p>
+      <w:pPr>
+        <w:pStyle w:val="ListBullet"/>
+      </w:pPr>
+      <w:r>
+        <w:rPr>
+          <w:b/>
+          <w:i/>
+        </w:rPr>
+        <w:t xml:space="preserve">Kommentar: </w:t>
+      </w:r>
+      <w:r>
+        <w:rPr>
+          <w:i/>
+        </w:rPr>
+        <w:t>Avverkning av skog med höga naturvärden samt skada på fridlysta arter strider både mot FSC Controlled Wood-standarden och FSC:s policy for associerade organisationer.</w:t>
+      </w:r>
+    </w:p>
+    <w:p>
+      <w:pPr>
+        <w:pStyle w:val="Heading2"/>
+      </w:pPr>
+      <w:r>
+        <w:t>Ur FSC Controlled Wood (FSC-STD-40-005)</w:t>
+      </w:r>
+    </w:p>
+    <w:p>
+      <w:r>
+        <w:t>Virke som inte accepteras i FSC-märkta produkter (oacceptabelt ursprung) enligt FSC Controlled Wood (FSC-STD-40-005):</w:t>
+      </w:r>
+    </w:p>
+    <w:p>
+      <w:pPr>
+        <w:pStyle w:val="ListNumber"/>
+      </w:pPr>
+      <w:r>
+        <w:t>Illegalt avverkat virke.</w:t>
+      </w:r>
+    </w:p>
+    <w:p>
+      <w:pPr>
+        <w:pStyle w:val="ListNumber"/>
+      </w:pPr>
+      <w:r>
+        <w:t>...</w:t>
+      </w:r>
+    </w:p>
+    <w:p>
+      <w:pPr>
+        <w:pStyle w:val="ListNumber"/>
+      </w:pPr>
+      <w:r>
+        <w:t>Virke från avverkningar som hotar höga naturvärden.</w:t>
+      </w:r>
+    </w:p>
+    <w:p>
+      <w:pPr>
+        <w:pStyle w:val="ListNumber"/>
+      </w:pPr>
+      <w:r>
+        <w:t>Virke från skog som konverteras till plantager eller icke-skogligt bruk.</w:t>
+      </w:r>
+    </w:p>
+    <w:p>
+      <w:pPr>
+        <w:pStyle w:val="ListBullet"/>
+      </w:pPr>
+      <w:r>
+        <w:rPr>
+          <w:b/>
+          <w:i/>
+        </w:rPr>
+        <w:t xml:space="preserve">Kommentar: </w:t>
+      </w:r>
+      <w:r>
+        <w:rPr>
+          <w:i/>
+        </w:rPr>
+        <w:t>Avverkning av skog med höga naturvärden samt skada på fridlysta arter strider både mot FSC Controlled Wood-standarden och FSC:s policy for associerade organisationer.</w:t>
       </w:r>
     </w:p>
     <w:p>
@@ -349,7 +700,79 @@
         <w:pStyle w:val="Heading1"/>
       </w:pPr>
       <w:r>
-        <w:t>Certifiering</w:t>
+        <w:t>Ur PEFC-standarden gällande lagefterlevnad</w:t>
+      </w:r>
+    </w:p>
+    <w:p>
+      <w:r>
+        <w:t>PEFC-standarden förutsätter att tillämplig svensk lagstiftning följs. Det är utsedd tillsynsmyndighet som ansvarar för tillsyn av lagens efterlevnad. PEFC-standarden återger innehållet i vissa certifieringskritiska lag- och föreskriftskrav vilka ska ingå i granskning av PEFC-systemets efterlevnad.</w:t>
+      </w:r>
+    </w:p>
+    <w:p>
+      <w:pPr>
+        <w:pStyle w:val="ListBullet"/>
+      </w:pPr>
+      <w:r>
+        <w:rPr>
+          <w:b/>
+          <w:i/>
+        </w:rPr>
+        <w:t xml:space="preserve">Kommentar: </w:t>
+      </w:r>
+      <w:r>
+        <w:rPr>
+          <w:i/>
+        </w:rPr>
+        <w:t>I den avverkningsanmälda skogen har fridlysta arter sina livsmiljöer och växtplatser. Att skada de fridlysta arternas livsmiljöer, växtplatser eller ekologiska funktion är inte tillåtet enligt artskyddsförordningen</w:t>
+      </w:r>
+    </w:p>
+    <w:p>
+      <w:r>
+        <w:br w:type="page"/>
+      </w:r>
+    </w:p>
+    <w:p>
+      <w:pPr>
+        <w:pStyle w:val="Title"/>
+      </w:pPr>
+      <w:r>
+        <w:t>BILAGA 1 – Fridlysta arter</w:t>
+      </w:r>
+    </w:p>
+    <w:p>
+      <w:pPr>
+        <w:pStyle w:val="Heading1"/>
+      </w:pPr>
+      <w:r>
+        <w:t>Spillkråka – ekologi samt krav på livsmiljön</w:t>
+      </w:r>
+    </w:p>
+    <w:p>
+      <w:r>
+        <w:t xml:space="preserve">Spillkråka (§4) ingår i bilaga 1 EU:s fågeldirektiv och är typisk art för </w:t>
+      </w:r>
+      <w:r>
+        <w:rPr>
+          <w:i/>
+        </w:rPr>
+        <w:t xml:space="preserve">9010 Taiga </w:t>
+      </w:r>
+      <w:r>
+        <w:t>och</w:t>
+      </w:r>
+      <w:r>
+        <w:rPr>
+          <w:i/>
+        </w:rPr>
+        <w:t xml:space="preserve"> 9740 Skogsbevuxen myr</w:t>
+      </w:r>
+      <w:r>
+        <w:t>. Den lever i både barr- och blandskog liksom i ren lövskog. De tätaste populationerna tenderar att finnas i äldre, variationsrik blandskog med gott om död ved och gamla träd. Varje par utnyttjar 400–1000 hektar skog beroende på skogens kvalitet. Skogsbruk med korta omloppstider och täta, homogena ungskogar utgör det största hotet (SLU Artdatabanken, 2026).</w:t>
+      </w:r>
+    </w:p>
+    <w:p>
+      <w:r>
+        <w:t>Spillkråka är en nyckelart i skogliga miljöer vars övergivna bohål utnyttjas av flera andra hålhäckande fågelarter och fladdermöss, däribland pärluggla (EN, §4), knipa (§4), salskrake (§4) och skogsduva (§4). Hökuggla (VU, §4) och slaguggla (§4) häckar ofta i högstubbar som brutits av i höjd med ett gammalt spillkråkebo (Skogsstyrelsen, 2016).</w:t>
       </w:r>
     </w:p>
     <w:p>
@@ -357,84 +780,71 @@
         <w:pStyle w:val="Heading2"/>
       </w:pPr>
       <w:r>
-        <w:t>Ur FSC-standarden</w:t>
+        <w:t>Referenser – spillkråka</w:t>
       </w:r>
     </w:p>
     <w:p>
       <w:r>
+        <w:t xml:space="preserve">Skogsstyrelsen, 2016. </w:t>
+      </w:r>
+      <w:r>
         <w:rPr>
-          <w:b/>
+          <w:i/>
         </w:rPr>
-        <w:t xml:space="preserve">PRINCIP 1: LAGEFTERLEVNAD: </w:t>
-      </w:r>
-      <w:r>
-        <w:t>Certifikatsinnehavaren ska följa alla tillämpliga lagar, förordningar och nationellt ratificerade internationella avtal, konventioner och överenskommelser.</w:t>
+        <w:t xml:space="preserve">Vägledning för hänsyn till spillkråka. </w:t>
+      </w:r>
+      <w:r>
+        <w:t>Vägledningar och kunskapsstöd artskydd – Skogsstyrelsen.</w:t>
       </w:r>
     </w:p>
     <w:p>
       <w:r>
+        <w:t xml:space="preserve">SLU Artdatabanken, 2026. </w:t>
+      </w:r>
+      <w:r>
         <w:rPr>
-          <w:b/>
+          <w:i/>
         </w:rPr>
-        <w:t xml:space="preserve">1.3.1 </w:t>
-      </w:r>
-      <w:r>
-        <w:t>Tillämpliga lagar och föreskrifter för brukandet av skogen följs.</w:t>
+        <w:t xml:space="preserve">Artfaktablad. Naturvård – artfakta. </w:t>
+      </w:r>
+      <w:r>
+        <w:t>SLU Artdatabanken, Uppsala.</w:t>
       </w:r>
     </w:p>
     <w:p>
       <w:pPr>
-        <w:pStyle w:val="ListBullet"/>
+        <w:pStyle w:val="Heading1"/>
       </w:pPr>
       <w:r>
-        <w:rPr>
-          <w:b/>
-          <w:i/>
-        </w:rPr>
-        <w:t xml:space="preserve">Kommentar: </w:t>
-      </w:r>
-      <w:r>
-        <w:t>I den avverkningsanmälda skogen har fridlysta arter sina livsmiljöer och växtplatser. Att skada de fridlysta arternas livsmiljöer, växtplatser eller ekologiska funktion är inte tillåtet enligt artskyddsförordningen.</w:t>
+        <w:t>Tjäder – ekologi samt krav på livsmiljön</w:t>
       </w:r>
     </w:p>
     <w:p>
       <w:r>
-        <w:rPr>
-          <w:b/>
-        </w:rPr>
-        <w:t xml:space="preserve">6.4 </w:t>
-      </w:r>
-      <w:r>
-        <w:t>Certifikatsinnehavaren ska skydda sällsynta arter och hotade arter samt deras livsmiljöer inom skogsbruksenheten. Det ska ske genom avsättningar, andra skyddade områden och genom att skapa konnektivitet och/eller genom andra direkta åtgärder som gynnar dessa arters överlevnad och livskraft. Åtgärderna ska stå i förhållande till brukandets skala, intensitet och risk, samt till sällsynta och hotade arters bevarandestatus och ekologiska krav. Certifikatsinnehavaren ska beakta den geografiska spridningen och ekologiska krav hos sällsynta och hotade arter utanför skogsbruksenhetens gränser när beslut om åtgärder inom skogsbruksenheten ska fattas.</w:t>
-      </w:r>
-    </w:p>
-    <w:p>
-      <w:r>
-        <w:rPr>
-          <w:b/>
-        </w:rPr>
-        <w:t xml:space="preserve">6.4.3 </w:t>
-      </w:r>
-      <w:r>
-        <w:t>Bevarandeåtgärder genomförs för de kända förekomster av rödlistade arter som påverkas av skogsbruk.</w:t>
-      </w:r>
-    </w:p>
-    <w:p>
-      <w:pPr>
-        <w:pStyle w:val="ListBullet"/>
-      </w:pPr>
-      <w:r>
-        <w:rPr>
-          <w:b/>
-          <w:i/>
-        </w:rPr>
-        <w:t xml:space="preserve">Kommentar: </w:t>
+        <w:t xml:space="preserve">Tjäder (§4) omfattas av bilaga 1 och 2 EU:s fågeldirektiv och är typisk art för </w:t>
       </w:r>
       <w:r>
         <w:rPr>
           <w:i/>
         </w:rPr>
-        <w:t>I det avverkningsanmälda skogsområdet har 3 naturvårdsarter varav 2 rödlistade arter sina livsmiljöer och växtplatser.</w:t>
+        <w:t xml:space="preserve">9010 Taiga </w:t>
+      </w:r>
+      <w:r>
+        <w:t xml:space="preserve">och </w:t>
+      </w:r>
+      <w:r>
+        <w:rPr>
+          <w:i/>
+        </w:rPr>
+        <w:t>9740 Skogsbevuxen myr</w:t>
+      </w:r>
+      <w:r>
+        <w:t>. Tjädern är en utpräglad skogsfågel knuten till större sammanhängande barrskogsområden. Tupparna och hönorna utnyttjar till viss del olika miljöer, och habitatvalet varierar dessutom mellan olika delar av året. För att det ska finnas livskraftiga tjäderbestånd krävs funktionella skogslandskap med en blandning av uppvuxen, gles och luckig skog, täta sumpskogar, myrar och andra små våtmarker (Skogsstyrelsen, 2019; SLU Artdatabanken 2024).</w:t>
+      </w:r>
+    </w:p>
+    <w:p>
+      <w:r>
+        <w:t>Arten försvinner när skogen fragmenteras och den sammanlagda arealen hyggen och andra öppna områden blir för stor. Ett småskaligt och försiktigt virkesuttag genom hyggesfria metoder kan i vissa fall vara möjligt i området inom 200 m från lekcentrum. Längre ut från lekcentrum, inom 200–500 m bör den avverkade ytan inte överskrida 1 hektar för att undvika alltför stora och snabba förändringar (Skogsstyrelsen, 2019).</w:t>
       </w:r>
     </w:p>
     <w:p>
@@ -442,183 +852,32 @@
         <w:pStyle w:val="Heading2"/>
       </w:pPr>
       <w:r>
-        <w:t>Ur Chain of Custody Certification (FSC-STD-40-004 ver 3.0)</w:t>
+        <w:t>Referenser – tjäder</w:t>
       </w:r>
     </w:p>
     <w:p>
       <w:r>
-        <w:rPr>
-          <w:b/>
-        </w:rPr>
-        <w:t xml:space="preserve">1.3 </w:t>
-      </w:r>
-      <w:r>
-        <w:t xml:space="preserve">The organization shall commit to the FSC values as defined in FSC-POL-01-004 Policy for the Association of Organizations with FSC. </w:t>
-      </w:r>
-    </w:p>
-    <w:p>
-      <w:pPr>
-        <w:pStyle w:val="Heading2"/>
-      </w:pPr>
-      <w:r>
-        <w:t>Ur FSC:s policy för associerade organisationer (FSC-POL-01-004)</w:t>
-      </w:r>
-    </w:p>
-    <w:p>
-      <w:r>
-        <w:t xml:space="preserve">Som “Chain of Custody”-certifierad organisation är skogsbolaget bunden av de fastställda reglerna i Del 1 Punkt 1 c) i Policy för organisationer associerade med FSC (FSC-POL-01-004 V2-0 EN + SVE version 2012-03-02): </w:t>
-      </w:r>
-    </w:p>
-    <w:p>
-      <w:pPr>
-        <w:pStyle w:val="ListNumber"/>
-      </w:pPr>
-      <w:r>
-        <w:t>De organisationer FSC kan acceptera association med får inte direkt eller indirekt ha några kopplingar till nedanstående, oacceptabla aktiviteter:</w:t>
-      </w:r>
-    </w:p>
-    <w:p>
-      <w:pPr>
-        <w:ind w:left="357"/>
-      </w:pPr>
-      <w:r>
-        <w:t>a) Olaglig skogsavverkning och handel med olagligt avverkat virke eller skogsprodukter</w:t>
-      </w:r>
-    </w:p>
-    <w:p>
-      <w:pPr>
-        <w:ind w:left="357"/>
-      </w:pPr>
-      <w:r>
-        <w:t>...</w:t>
-      </w:r>
-    </w:p>
-    <w:p>
-      <w:pPr>
-        <w:ind w:left="357"/>
-      </w:pPr>
-      <w:r>
-        <w:t>c) Skogsbruk som förstör höga naturvärden</w:t>
-      </w:r>
-    </w:p>
-    <w:p>
-      <w:pPr>
-        <w:ind w:left="357"/>
-      </w:pPr>
-      <w:r>
-        <w:t>d) Betydande omvandling av skog till plantager eller annan, icke skoglig, markanvändning</w:t>
-      </w:r>
-    </w:p>
-    <w:p>
-      <w:pPr>
-        <w:pStyle w:val="ListBullet"/>
-      </w:pPr>
-      <w:r>
-        <w:rPr>
-          <w:b/>
-          <w:i/>
-        </w:rPr>
-        <w:t xml:space="preserve">Kommentar: </w:t>
+        <w:t xml:space="preserve">Skogsstyrelsen, 2019. </w:t>
       </w:r>
       <w:r>
         <w:rPr>
           <w:i/>
         </w:rPr>
-        <w:t>Avverkning av skog med höga naturvärden samt skada på fridlysta arter strider både mot FSC Controlled Wood-standarden och FSC:s policy for associerade organisationer.</w:t>
+        <w:t>Vägledning för hänsyn till fåglar – tjäder.</w:t>
       </w:r>
     </w:p>
     <w:p>
-      <w:pPr>
-        <w:pStyle w:val="Heading2"/>
-      </w:pPr>
-      <w:r>
-        <w:t>Ur FSC Controlled Wood (FSC-STD-40-005)</w:t>
-      </w:r>
-    </w:p>
-    <w:p>
-      <w:r>
-        <w:t>Virke som inte accepteras i FSC-märkta produkter (oacceptabelt ursprung) enligt FSC Controlled Wood (FSC-STD-40-005):</w:t>
-      </w:r>
-    </w:p>
-    <w:p>
-      <w:pPr>
-        <w:pStyle w:val="ListNumber"/>
-      </w:pPr>
-      <w:r>
-        <w:t>Illegalt avverkat virke.</w:t>
-      </w:r>
-    </w:p>
-    <w:p>
-      <w:pPr>
-        <w:pStyle w:val="ListNumber"/>
-      </w:pPr>
-      <w:r>
-        <w:t>...</w:t>
-      </w:r>
-    </w:p>
-    <w:p>
-      <w:pPr>
-        <w:pStyle w:val="ListNumber"/>
-      </w:pPr>
-      <w:r>
-        <w:t>Virke från avverkningar som hotar höga naturvärden.</w:t>
-      </w:r>
-    </w:p>
-    <w:p>
-      <w:pPr>
-        <w:pStyle w:val="ListNumber"/>
-      </w:pPr>
-      <w:r>
-        <w:t>Virke från skog som konverteras till plantager eller icke-skogligt bruk.</w:t>
-      </w:r>
-    </w:p>
-    <w:p>
-      <w:pPr>
-        <w:pStyle w:val="ListBullet"/>
-      </w:pPr>
-      <w:r>
-        <w:rPr>
-          <w:b/>
-          <w:i/>
-        </w:rPr>
-        <w:t xml:space="preserve">Kommentar: </w:t>
+      <w:r>
+        <w:t xml:space="preserve">SLU Artdatabanken, 2024. </w:t>
       </w:r>
       <w:r>
         <w:rPr>
           <w:i/>
         </w:rPr>
-        <w:t>Avverkning av skog med höga naturvärden samt skada på fridlysta arter strider både mot FSC Controlled Wood-standarden och FSC:s policy for associerade organisationer.</w:t>
-      </w:r>
-    </w:p>
-    <w:p>
-      <w:pPr>
-        <w:pStyle w:val="Heading1"/>
-      </w:pPr>
-      <w:r>
-        <w:t>Ur PEFC-standarden gällande lagefterlevnad</w:t>
-      </w:r>
-    </w:p>
-    <w:p>
-      <w:r>
-        <w:t>PEFC-standarden förutsätter att tillämplig svensk lagstiftning följs. Det är utsedd tillsynsmyndighet som ansvarar för tillsyn av lagens efterlevnad. PEFC-standarden återger innehållet i vissa certifieringskritiska lag- och föreskriftskrav vilka ska ingå i granskning av PEFC-systemets efterlevnad.</w:t>
-      </w:r>
-    </w:p>
-    <w:p>
-      <w:pPr>
-        <w:pStyle w:val="ListBullet"/>
-      </w:pPr>
-      <w:r>
-        <w:rPr>
-          <w:b/>
-          <w:i/>
-        </w:rPr>
-        <w:t xml:space="preserve">Kommentar: </w:t>
-      </w:r>
-      <w:r>
-        <w:rPr>
-          <w:i/>
-        </w:rPr>
-        <w:t>I den avverkningsanmälda skogen har fridlysta arter sina livsmiljöer och växtplatser. Att skada de fridlysta arternas livsmiljöer, växtplatser eller ekologiska funktion är inte tillåtet enligt artskyddsförordningen</w:t>
+        <w:t xml:space="preserve">Artfaktablad. Naturvård – artfakta. </w:t>
+      </w:r>
+      <w:r>
+        <w:t>SLU Artdatabanken, Uppsala</w:t>
       </w:r>
     </w:p>
     <w:sectPr>
@@ -639,7 +898,7 @@
 </file>
 
 <file path=word/endnotes.xml><?xml version="1.0" encoding="utf-8"?>
-<w:endnotes xmlns:wpc="http://schemas.microsoft.com/office/word/2010/wordprocessingCanvas" xmlns:cx="http://schemas.microsoft.com/office/drawing/2014/chartex" xmlns:cx1="http://schemas.microsoft.com/office/drawing/2015/9/8/chartex" xmlns:cx2="http://schemas.microsoft.com/office/drawing/2015/10/21/chartex" xmlns:cx3="http://schemas.microsoft.com/office/drawing/2016/5/9/chartex" xmlns:cx4="http://schemas.microsoft.com/office/drawing/2016/5/10/chartex" xmlns:cx5="http://schemas.microsoft.com/office/drawing/2016/5/11/chartex" xmlns:cx6="http://schemas.microsoft.com/office/drawing/2016/5/12/chartex" xmlns:cx7="http://schemas.microsoft.com/office/drawing/2016/5/13/chartex" xmlns:cx8="http://schemas.microsoft.com/office/drawing/2016/5/14/chartex" xmlns:mc="http://schemas.openxmlformats.org/markup-compatibility/2006" xmlns:aink="http://schemas.microsoft.com/office/drawing/2016/ink" xmlns:am3d="http://schemas.microsoft.com/office/drawing/2017/model3d" xmlns:o="urn:schemas-microsoft-com:office:office" xmlns:oel="http://schemas.microsoft.com/office/2019/extlst" xmlns:r="http://schemas.openxmlformats.org/officeDocument/2006/relationships" xmlns:m="http://schemas.openxmlformats.org/officeDocument/2006/math" xmlns:v="urn:schemas-microsoft-com:vml" xmlns:wp14="http://schemas.microsoft.com/office/word/2010/wordprocessingDrawing" xmlns:wp="http://schemas.openxmlformats.org/drawingml/2006/wordprocessingDrawing" xmlns:w10="urn:schemas-microsoft-com:office:word" xmlns:w="http://schemas.openxmlformats.org/wordprocessingml/2006/main" xmlns:w14="http://schemas.microsoft.com/office/word/2010/wordml" xmlns:w15="http://schemas.microsoft.com/office/word/2012/wordml" xmlns:w16cex="http://schemas.microsoft.com/office/word/2018/wordml/cex" xmlns:w16cid="http://schemas.microsoft.com/office/word/2016/wordml/cid" xmlns:w16="http://schemas.microsoft.com/office/word/2018/wordml" xmlns:w16sdtdh="http://schemas.microsoft.com/office/word/2020/wordml/sdtdatahash" xmlns:w16se="http://schemas.microsoft.com/office/word/2015/wordml/symex" xmlns:wpg="http://schemas.microsoft.com/office/word/2010/wordprocessingGroup" xmlns:wpi="http://schemas.microsoft.com/office/word/2010/wordprocessingInk" xmlns:wne="http://schemas.microsoft.com/office/word/2006/wordml" xmlns:wps="http://schemas.microsoft.com/office/word/2010/wordprocessingShape" mc:Ignorable="w14 w15 w16se w16cid w16 w16cex w16sdtdh wp14">
+<w:endnotes xmlns:wpc="http://schemas.microsoft.com/office/word/2010/wordprocessingCanvas" xmlns:cx="http://schemas.microsoft.com/office/drawing/2014/chartex" xmlns:cx1="http://schemas.microsoft.com/office/drawing/2015/9/8/chartex" xmlns:cx2="http://schemas.microsoft.com/office/drawing/2015/10/21/chartex" xmlns:cx3="http://schemas.microsoft.com/office/drawing/2016/5/9/chartex" xmlns:cx4="http://schemas.microsoft.com/office/drawing/2016/5/10/chartex" xmlns:cx5="http://schemas.microsoft.com/office/drawing/2016/5/11/chartex" xmlns:cx6="http://schemas.microsoft.com/office/drawing/2016/5/12/chartex" xmlns:cx7="http://schemas.microsoft.com/office/drawing/2016/5/13/chartex" xmlns:cx8="http://schemas.microsoft.com/office/drawing/2016/5/14/chartex" xmlns:mc="http://schemas.openxmlformats.org/markup-compatibility/2006" xmlns:aink="http://schemas.microsoft.com/office/drawing/2016/ink" xmlns:am3d="http://schemas.microsoft.com/office/drawing/2017/model3d" xmlns:o="urn:schemas-microsoft-com:office:office" xmlns:oel="http://schemas.microsoft.com/office/2019/extlst" xmlns:r="http://schemas.openxmlformats.org/officeDocument/2006/relationships" xmlns:m="http://schemas.openxmlformats.org/officeDocument/2006/math" xmlns:v="urn:schemas-microsoft-com:vml" xmlns:wp14="http://schemas.microsoft.com/office/word/2010/wordprocessingDrawing" xmlns:wp="http://schemas.openxmlformats.org/drawingml/2006/wordprocessingDrawing" xmlns:w10="urn:schemas-microsoft-com:office:word" xmlns:w="http://schemas.openxmlformats.org/wordprocessingml/2006/main" xmlns:w14="http://schemas.microsoft.com/office/word/2010/wordml" xmlns:w15="http://schemas.microsoft.com/office/word/2012/wordml" xmlns:w16cex="http://schemas.microsoft.com/office/word/2018/wordml/cex" xmlns:w16cid="http://schemas.microsoft.com/office/word/2016/wordml/cid" xmlns:w16="http://schemas.microsoft.com/office/word/2018/wordml" xmlns:w16du="http://schemas.microsoft.com/office/word/2023/wordml/word16du" xmlns:w16sdtdh="http://schemas.microsoft.com/office/word/2020/wordml/sdtdatahash" xmlns:w16sdtfl="http://schemas.microsoft.com/office/word/2024/wordml/sdtformatlock" xmlns:w16se="http://schemas.microsoft.com/office/word/2015/wordml/symex" xmlns:wpg="http://schemas.microsoft.com/office/word/2010/wordprocessingGroup" xmlns:wpi="http://schemas.microsoft.com/office/word/2010/wordprocessingInk" xmlns:wne="http://schemas.microsoft.com/office/word/2006/wordml" xmlns:wps="http://schemas.microsoft.com/office/word/2010/wordprocessingShape" mc:Ignorable="w14 w15 w16se w16cid w16 w16cex w16sdtdh w16sdtfl w16du wp14">
   <w:endnote w:type="separator" w:id="-1">
     <w:p>
       <w:pPr>
@@ -664,7 +923,7 @@
 </file>
 
 <file path=word/footer1.xml><?xml version="1.0" encoding="utf-8"?>
-<w:ftr xmlns:wpc="http://schemas.microsoft.com/office/word/2010/wordprocessingCanvas" xmlns:cx="http://schemas.microsoft.com/office/drawing/2014/chartex" xmlns:cx1="http://schemas.microsoft.com/office/drawing/2015/9/8/chartex" xmlns:cx2="http://schemas.microsoft.com/office/drawing/2015/10/21/chartex" xmlns:cx3="http://schemas.microsoft.com/office/drawing/2016/5/9/chartex" xmlns:cx4="http://schemas.microsoft.com/office/drawing/2016/5/10/chartex" xmlns:cx5="http://schemas.microsoft.com/office/drawing/2016/5/11/chartex" xmlns:cx6="http://schemas.microsoft.com/office/drawing/2016/5/12/chartex" xmlns:cx7="http://schemas.microsoft.com/office/drawing/2016/5/13/chartex" xmlns:cx8="http://schemas.microsoft.com/office/drawing/2016/5/14/chartex" xmlns:mc="http://schemas.openxmlformats.org/markup-compatibility/2006" xmlns:aink="http://schemas.microsoft.com/office/drawing/2016/ink" xmlns:am3d="http://schemas.microsoft.com/office/drawing/2017/model3d" xmlns:o="urn:schemas-microsoft-com:office:office" xmlns:oel="http://schemas.microsoft.com/office/2019/extlst" xmlns:r="http://schemas.openxmlformats.org/officeDocument/2006/relationships" xmlns:m="http://schemas.openxmlformats.org/officeDocument/2006/math" xmlns:v="urn:schemas-microsoft-com:vml" xmlns:wp14="http://schemas.microsoft.com/office/word/2010/wordprocessingDrawing" xmlns:wp="http://schemas.openxmlformats.org/drawingml/2006/wordprocessingDrawing" xmlns:w10="urn:schemas-microsoft-com:office:word" xmlns:w="http://schemas.openxmlformats.org/wordprocessingml/2006/main" xmlns:w14="http://schemas.microsoft.com/office/word/2010/wordml" xmlns:w15="http://schemas.microsoft.com/office/word/2012/wordml" xmlns:w16cex="http://schemas.microsoft.com/office/word/2018/wordml/cex" xmlns:w16cid="http://schemas.microsoft.com/office/word/2016/wordml/cid" xmlns:w16="http://schemas.microsoft.com/office/word/2018/wordml" xmlns:w16sdtdh="http://schemas.microsoft.com/office/word/2020/wordml/sdtdatahash" xmlns:w16se="http://schemas.microsoft.com/office/word/2015/wordml/symex" xmlns:wpg="http://schemas.microsoft.com/office/word/2010/wordprocessingGroup" xmlns:wpi="http://schemas.microsoft.com/office/word/2010/wordprocessingInk" xmlns:wne="http://schemas.microsoft.com/office/word/2006/wordml" xmlns:wps="http://schemas.microsoft.com/office/word/2010/wordprocessingShape" mc:Ignorable="w14 w15 w16se w16cid w16 w16cex w16sdtdh wp14">
+<w:ftr xmlns:wpc="http://schemas.microsoft.com/office/word/2010/wordprocessingCanvas" xmlns:cx="http://schemas.microsoft.com/office/drawing/2014/chartex" xmlns:cx1="http://schemas.microsoft.com/office/drawing/2015/9/8/chartex" xmlns:cx2="http://schemas.microsoft.com/office/drawing/2015/10/21/chartex" xmlns:cx3="http://schemas.microsoft.com/office/drawing/2016/5/9/chartex" xmlns:cx4="http://schemas.microsoft.com/office/drawing/2016/5/10/chartex" xmlns:cx5="http://schemas.microsoft.com/office/drawing/2016/5/11/chartex" xmlns:cx6="http://schemas.microsoft.com/office/drawing/2016/5/12/chartex" xmlns:cx7="http://schemas.microsoft.com/office/drawing/2016/5/13/chartex" xmlns:cx8="http://schemas.microsoft.com/office/drawing/2016/5/14/chartex" xmlns:mc="http://schemas.openxmlformats.org/markup-compatibility/2006" xmlns:aink="http://schemas.microsoft.com/office/drawing/2016/ink" xmlns:am3d="http://schemas.microsoft.com/office/drawing/2017/model3d" xmlns:o="urn:schemas-microsoft-com:office:office" xmlns:oel="http://schemas.microsoft.com/office/2019/extlst" xmlns:r="http://schemas.openxmlformats.org/officeDocument/2006/relationships" xmlns:m="http://schemas.openxmlformats.org/officeDocument/2006/math" xmlns:v="urn:schemas-microsoft-com:vml" xmlns:wp14="http://schemas.microsoft.com/office/word/2010/wordprocessingDrawing" xmlns:wp="http://schemas.openxmlformats.org/drawingml/2006/wordprocessingDrawing" xmlns:w10="urn:schemas-microsoft-com:office:word" xmlns:w="http://schemas.openxmlformats.org/wordprocessingml/2006/main" xmlns:w14="http://schemas.microsoft.com/office/word/2010/wordml" xmlns:w15="http://schemas.microsoft.com/office/word/2012/wordml" xmlns:w16cex="http://schemas.microsoft.com/office/word/2018/wordml/cex" xmlns:w16cid="http://schemas.microsoft.com/office/word/2016/wordml/cid" xmlns:w16="http://schemas.microsoft.com/office/word/2018/wordml" xmlns:w16du="http://schemas.microsoft.com/office/word/2023/wordml/word16du" xmlns:w16sdtdh="http://schemas.microsoft.com/office/word/2020/wordml/sdtdatahash" xmlns:w16sdtfl="http://schemas.microsoft.com/office/word/2024/wordml/sdtformatlock" xmlns:w16se="http://schemas.microsoft.com/office/word/2015/wordml/symex" xmlns:wpg="http://schemas.microsoft.com/office/word/2010/wordprocessingGroup" xmlns:wpi="http://schemas.microsoft.com/office/word/2010/wordprocessingInk" xmlns:wne="http://schemas.microsoft.com/office/word/2006/wordml" xmlns:wps="http://schemas.microsoft.com/office/word/2010/wordprocessingShape" mc:Ignorable="w14 w15 w16se w16cid w16 w16cex w16sdtdh w16sdtfl w16du wp14">
   <w:p>
     <w:pPr>
       <w:pStyle w:val="Footer"/>
@@ -674,7 +933,7 @@
 </file>
 
 <file path=word/footer2.xml><?xml version="1.0" encoding="utf-8"?>
-<w:ftr xmlns:wpc="http://schemas.microsoft.com/office/word/2010/wordprocessingCanvas" xmlns:cx="http://schemas.microsoft.com/office/drawing/2014/chartex" xmlns:cx1="http://schemas.microsoft.com/office/drawing/2015/9/8/chartex" xmlns:cx2="http://schemas.microsoft.com/office/drawing/2015/10/21/chartex" xmlns:cx3="http://schemas.microsoft.com/office/drawing/2016/5/9/chartex" xmlns:cx4="http://schemas.microsoft.com/office/drawing/2016/5/10/chartex" xmlns:cx5="http://schemas.microsoft.com/office/drawing/2016/5/11/chartex" xmlns:cx6="http://schemas.microsoft.com/office/drawing/2016/5/12/chartex" xmlns:cx7="http://schemas.microsoft.com/office/drawing/2016/5/13/chartex" xmlns:cx8="http://schemas.microsoft.com/office/drawing/2016/5/14/chartex" xmlns:mc="http://schemas.openxmlformats.org/markup-compatibility/2006" xmlns:aink="http://schemas.microsoft.com/office/drawing/2016/ink" xmlns:am3d="http://schemas.microsoft.com/office/drawing/2017/model3d" xmlns:o="urn:schemas-microsoft-com:office:office" xmlns:oel="http://schemas.microsoft.com/office/2019/extlst" xmlns:r="http://schemas.openxmlformats.org/officeDocument/2006/relationships" xmlns:m="http://schemas.openxmlformats.org/officeDocument/2006/math" xmlns:v="urn:schemas-microsoft-com:vml" xmlns:wp14="http://schemas.microsoft.com/office/word/2010/wordprocessingDrawing" xmlns:wp="http://schemas.openxmlformats.org/drawingml/2006/wordprocessingDrawing" xmlns:w10="urn:schemas-microsoft-com:office:word" xmlns:w="http://schemas.openxmlformats.org/wordprocessingml/2006/main" xmlns:w14="http://schemas.microsoft.com/office/word/2010/wordml" xmlns:w15="http://schemas.microsoft.com/office/word/2012/wordml" xmlns:w16cex="http://schemas.microsoft.com/office/word/2018/wordml/cex" xmlns:w16cid="http://schemas.microsoft.com/office/word/2016/wordml/cid" xmlns:w16="http://schemas.microsoft.com/office/word/2018/wordml" xmlns:w16sdtdh="http://schemas.microsoft.com/office/word/2020/wordml/sdtdatahash" xmlns:w16se="http://schemas.microsoft.com/office/word/2015/wordml/symex" xmlns:wpg="http://schemas.microsoft.com/office/word/2010/wordprocessingGroup" xmlns:wpi="http://schemas.microsoft.com/office/word/2010/wordprocessingInk" xmlns:wne="http://schemas.microsoft.com/office/word/2006/wordml" xmlns:wps="http://schemas.microsoft.com/office/word/2010/wordprocessingShape" mc:Ignorable="w14 w15 w16se w16cid w16 w16cex w16sdtdh wp14">
+<w:ftr xmlns:wpc="http://schemas.microsoft.com/office/word/2010/wordprocessingCanvas" xmlns:cx="http://schemas.microsoft.com/office/drawing/2014/chartex" xmlns:cx1="http://schemas.microsoft.com/office/drawing/2015/9/8/chartex" xmlns:cx2="http://schemas.microsoft.com/office/drawing/2015/10/21/chartex" xmlns:cx3="http://schemas.microsoft.com/office/drawing/2016/5/9/chartex" xmlns:cx4="http://schemas.microsoft.com/office/drawing/2016/5/10/chartex" xmlns:cx5="http://schemas.microsoft.com/office/drawing/2016/5/11/chartex" xmlns:cx6="http://schemas.microsoft.com/office/drawing/2016/5/12/chartex" xmlns:cx7="http://schemas.microsoft.com/office/drawing/2016/5/13/chartex" xmlns:cx8="http://schemas.microsoft.com/office/drawing/2016/5/14/chartex" xmlns:mc="http://schemas.openxmlformats.org/markup-compatibility/2006" xmlns:aink="http://schemas.microsoft.com/office/drawing/2016/ink" xmlns:am3d="http://schemas.microsoft.com/office/drawing/2017/model3d" xmlns:o="urn:schemas-microsoft-com:office:office" xmlns:oel="http://schemas.microsoft.com/office/2019/extlst" xmlns:r="http://schemas.openxmlformats.org/officeDocument/2006/relationships" xmlns:m="http://schemas.openxmlformats.org/officeDocument/2006/math" xmlns:v="urn:schemas-microsoft-com:vml" xmlns:wp14="http://schemas.microsoft.com/office/word/2010/wordprocessingDrawing" xmlns:wp="http://schemas.openxmlformats.org/drawingml/2006/wordprocessingDrawing" xmlns:w10="urn:schemas-microsoft-com:office:word" xmlns:w="http://schemas.openxmlformats.org/wordprocessingml/2006/main" xmlns:w14="http://schemas.microsoft.com/office/word/2010/wordml" xmlns:w15="http://schemas.microsoft.com/office/word/2012/wordml" xmlns:w16cex="http://schemas.microsoft.com/office/word/2018/wordml/cex" xmlns:w16cid="http://schemas.microsoft.com/office/word/2016/wordml/cid" xmlns:w16="http://schemas.microsoft.com/office/word/2018/wordml" xmlns:w16du="http://schemas.microsoft.com/office/word/2023/wordml/word16du" xmlns:w16sdtdh="http://schemas.microsoft.com/office/word/2020/wordml/sdtdatahash" xmlns:w16sdtfl="http://schemas.microsoft.com/office/word/2024/wordml/sdtformatlock" xmlns:w16se="http://schemas.microsoft.com/office/word/2015/wordml/symex" xmlns:wpg="http://schemas.microsoft.com/office/word/2010/wordprocessingGroup" xmlns:wpi="http://schemas.microsoft.com/office/word/2010/wordprocessingInk" xmlns:wne="http://schemas.microsoft.com/office/word/2006/wordml" xmlns:wps="http://schemas.microsoft.com/office/word/2010/wordprocessingShape" mc:Ignorable="w14 w15 w16se w16cid w16 w16cex w16sdtdh w16sdtfl w16du wp14">
   <w:p>
     <w:pPr>
       <w:pStyle w:val="Footer"/>
@@ -684,7 +943,7 @@
 </file>
 
 <file path=word/footer3.xml><?xml version="1.0" encoding="utf-8"?>
-<w:ftr xmlns:wpc="http://schemas.microsoft.com/office/word/2010/wordprocessingCanvas" xmlns:cx="http://schemas.microsoft.com/office/drawing/2014/chartex" xmlns:cx1="http://schemas.microsoft.com/office/drawing/2015/9/8/chartex" xmlns:cx2="http://schemas.microsoft.com/office/drawing/2015/10/21/chartex" xmlns:cx3="http://schemas.microsoft.com/office/drawing/2016/5/9/chartex" xmlns:cx4="http://schemas.microsoft.com/office/drawing/2016/5/10/chartex" xmlns:cx5="http://schemas.microsoft.com/office/drawing/2016/5/11/chartex" xmlns:cx6="http://schemas.microsoft.com/office/drawing/2016/5/12/chartex" xmlns:cx7="http://schemas.microsoft.com/office/drawing/2016/5/13/chartex" xmlns:cx8="http://schemas.microsoft.com/office/drawing/2016/5/14/chartex" xmlns:mc="http://schemas.openxmlformats.org/markup-compatibility/2006" xmlns:aink="http://schemas.microsoft.com/office/drawing/2016/ink" xmlns:am3d="http://schemas.microsoft.com/office/drawing/2017/model3d" xmlns:o="urn:schemas-microsoft-com:office:office" xmlns:oel="http://schemas.microsoft.com/office/2019/extlst" xmlns:r="http://schemas.openxmlformats.org/officeDocument/2006/relationships" xmlns:m="http://schemas.openxmlformats.org/officeDocument/2006/math" xmlns:v="urn:schemas-microsoft-com:vml" xmlns:wp14="http://schemas.microsoft.com/office/word/2010/wordprocessingDrawing" xmlns:wp="http://schemas.openxmlformats.org/drawingml/2006/wordprocessingDrawing" xmlns:w10="urn:schemas-microsoft-com:office:word" xmlns:w="http://schemas.openxmlformats.org/wordprocessingml/2006/main" xmlns:w14="http://schemas.microsoft.com/office/word/2010/wordml" xmlns:w15="http://schemas.microsoft.com/office/word/2012/wordml" xmlns:w16cex="http://schemas.microsoft.com/office/word/2018/wordml/cex" xmlns:w16cid="http://schemas.microsoft.com/office/word/2016/wordml/cid" xmlns:w16="http://schemas.microsoft.com/office/word/2018/wordml" xmlns:w16sdtdh="http://schemas.microsoft.com/office/word/2020/wordml/sdtdatahash" xmlns:w16se="http://schemas.microsoft.com/office/word/2015/wordml/symex" xmlns:wpg="http://schemas.microsoft.com/office/word/2010/wordprocessingGroup" xmlns:wpi="http://schemas.microsoft.com/office/word/2010/wordprocessingInk" xmlns:wne="http://schemas.microsoft.com/office/word/2006/wordml" xmlns:wps="http://schemas.microsoft.com/office/word/2010/wordprocessingShape" mc:Ignorable="w14 w15 w16se w16cid w16 w16cex w16sdtdh wp14">
+<w:ftr xmlns:wpc="http://schemas.microsoft.com/office/word/2010/wordprocessingCanvas" xmlns:cx="http://schemas.microsoft.com/office/drawing/2014/chartex" xmlns:cx1="http://schemas.microsoft.com/office/drawing/2015/9/8/chartex" xmlns:cx2="http://schemas.microsoft.com/office/drawing/2015/10/21/chartex" xmlns:cx3="http://schemas.microsoft.com/office/drawing/2016/5/9/chartex" xmlns:cx4="http://schemas.microsoft.com/office/drawing/2016/5/10/chartex" xmlns:cx5="http://schemas.microsoft.com/office/drawing/2016/5/11/chartex" xmlns:cx6="http://schemas.microsoft.com/office/drawing/2016/5/12/chartex" xmlns:cx7="http://schemas.microsoft.com/office/drawing/2016/5/13/chartex" xmlns:cx8="http://schemas.microsoft.com/office/drawing/2016/5/14/chartex" xmlns:mc="http://schemas.openxmlformats.org/markup-compatibility/2006" xmlns:aink="http://schemas.microsoft.com/office/drawing/2016/ink" xmlns:am3d="http://schemas.microsoft.com/office/drawing/2017/model3d" xmlns:o="urn:schemas-microsoft-com:office:office" xmlns:oel="http://schemas.microsoft.com/office/2019/extlst" xmlns:r="http://schemas.openxmlformats.org/officeDocument/2006/relationships" xmlns:m="http://schemas.openxmlformats.org/officeDocument/2006/math" xmlns:v="urn:schemas-microsoft-com:vml" xmlns:wp14="http://schemas.microsoft.com/office/word/2010/wordprocessingDrawing" xmlns:wp="http://schemas.openxmlformats.org/drawingml/2006/wordprocessingDrawing" xmlns:w10="urn:schemas-microsoft-com:office:word" xmlns:w="http://schemas.openxmlformats.org/wordprocessingml/2006/main" xmlns:w14="http://schemas.microsoft.com/office/word/2010/wordml" xmlns:w15="http://schemas.microsoft.com/office/word/2012/wordml" xmlns:w16cex="http://schemas.microsoft.com/office/word/2018/wordml/cex" xmlns:w16cid="http://schemas.microsoft.com/office/word/2016/wordml/cid" xmlns:w16="http://schemas.microsoft.com/office/word/2018/wordml" xmlns:w16du="http://schemas.microsoft.com/office/word/2023/wordml/word16du" xmlns:w16sdtdh="http://schemas.microsoft.com/office/word/2020/wordml/sdtdatahash" xmlns:w16sdtfl="http://schemas.microsoft.com/office/word/2024/wordml/sdtformatlock" xmlns:w16se="http://schemas.microsoft.com/office/word/2015/wordml/symex" xmlns:wpg="http://schemas.microsoft.com/office/word/2010/wordprocessingGroup" xmlns:wpi="http://schemas.microsoft.com/office/word/2010/wordprocessingInk" xmlns:wne="http://schemas.microsoft.com/office/word/2006/wordml" xmlns:wps="http://schemas.microsoft.com/office/word/2010/wordprocessingShape" mc:Ignorable="w14 w15 w16se w16cid w16 w16cex w16sdtdh w16sdtfl w16du wp14">
   <w:p>
     <w:pPr>
       <w:pStyle w:val="Footer"/>
@@ -694,7 +953,7 @@
 </file>
 
 <file path=word/footnotes.xml><?xml version="1.0" encoding="utf-8"?>
-<w:footnotes xmlns:wpc="http://schemas.microsoft.com/office/word/2010/wordprocessingCanvas" xmlns:cx="http://schemas.microsoft.com/office/drawing/2014/chartex" xmlns:cx1="http://schemas.microsoft.com/office/drawing/2015/9/8/chartex" xmlns:cx2="http://schemas.microsoft.com/office/drawing/2015/10/21/chartex" xmlns:cx3="http://schemas.microsoft.com/office/drawing/2016/5/9/chartex" xmlns:cx4="http://schemas.microsoft.com/office/drawing/2016/5/10/chartex" xmlns:cx5="http://schemas.microsoft.com/office/drawing/2016/5/11/chartex" xmlns:cx6="http://schemas.microsoft.com/office/drawing/2016/5/12/chartex" xmlns:cx7="http://schemas.microsoft.com/office/drawing/2016/5/13/chartex" xmlns:cx8="http://schemas.microsoft.com/office/drawing/2016/5/14/chartex" xmlns:mc="http://schemas.openxmlformats.org/markup-compatibility/2006" xmlns:aink="http://schemas.microsoft.com/office/drawing/2016/ink" xmlns:am3d="http://schemas.microsoft.com/office/drawing/2017/model3d" xmlns:o="urn:schemas-microsoft-com:office:office" xmlns:oel="http://schemas.microsoft.com/office/2019/extlst" xmlns:r="http://schemas.openxmlformats.org/officeDocument/2006/relationships" xmlns:m="http://schemas.openxmlformats.org/officeDocument/2006/math" xmlns:v="urn:schemas-microsoft-com:vml" xmlns:wp14="http://schemas.microsoft.com/office/word/2010/wordprocessingDrawing" xmlns:wp="http://schemas.openxmlformats.org/drawingml/2006/wordprocessingDrawing" xmlns:w10="urn:schemas-microsoft-com:office:word" xmlns:w="http://schemas.openxmlformats.org/wordprocessingml/2006/main" xmlns:w14="http://schemas.microsoft.com/office/word/2010/wordml" xmlns:w15="http://schemas.microsoft.com/office/word/2012/wordml" xmlns:w16cex="http://schemas.microsoft.com/office/word/2018/wordml/cex" xmlns:w16cid="http://schemas.microsoft.com/office/word/2016/wordml/cid" xmlns:w16="http://schemas.microsoft.com/office/word/2018/wordml" xmlns:w16sdtdh="http://schemas.microsoft.com/office/word/2020/wordml/sdtdatahash" xmlns:w16se="http://schemas.microsoft.com/office/word/2015/wordml/symex" xmlns:wpg="http://schemas.microsoft.com/office/word/2010/wordprocessingGroup" xmlns:wpi="http://schemas.microsoft.com/office/word/2010/wordprocessingInk" xmlns:wne="http://schemas.microsoft.com/office/word/2006/wordml" xmlns:wps="http://schemas.microsoft.com/office/word/2010/wordprocessingShape" mc:Ignorable="w14 w15 w16se w16cid w16 w16cex w16sdtdh wp14">
+<w:footnotes xmlns:wpc="http://schemas.microsoft.com/office/word/2010/wordprocessingCanvas" xmlns:cx="http://schemas.microsoft.com/office/drawing/2014/chartex" xmlns:cx1="http://schemas.microsoft.com/office/drawing/2015/9/8/chartex" xmlns:cx2="http://schemas.microsoft.com/office/drawing/2015/10/21/chartex" xmlns:cx3="http://schemas.microsoft.com/office/drawing/2016/5/9/chartex" xmlns:cx4="http://schemas.microsoft.com/office/drawing/2016/5/10/chartex" xmlns:cx5="http://schemas.microsoft.com/office/drawing/2016/5/11/chartex" xmlns:cx6="http://schemas.microsoft.com/office/drawing/2016/5/12/chartex" xmlns:cx7="http://schemas.microsoft.com/office/drawing/2016/5/13/chartex" xmlns:cx8="http://schemas.microsoft.com/office/drawing/2016/5/14/chartex" xmlns:mc="http://schemas.openxmlformats.org/markup-compatibility/2006" xmlns:aink="http://schemas.microsoft.com/office/drawing/2016/ink" xmlns:am3d="http://schemas.microsoft.com/office/drawing/2017/model3d" xmlns:o="urn:schemas-microsoft-com:office:office" xmlns:oel="http://schemas.microsoft.com/office/2019/extlst" xmlns:r="http://schemas.openxmlformats.org/officeDocument/2006/relationships" xmlns:m="http://schemas.openxmlformats.org/officeDocument/2006/math" xmlns:v="urn:schemas-microsoft-com:vml" xmlns:wp14="http://schemas.microsoft.com/office/word/2010/wordprocessingDrawing" xmlns:wp="http://schemas.openxmlformats.org/drawingml/2006/wordprocessingDrawing" xmlns:w10="urn:schemas-microsoft-com:office:word" xmlns:w="http://schemas.openxmlformats.org/wordprocessingml/2006/main" xmlns:w14="http://schemas.microsoft.com/office/word/2010/wordml" xmlns:w15="http://schemas.microsoft.com/office/word/2012/wordml" xmlns:w16cex="http://schemas.microsoft.com/office/word/2018/wordml/cex" xmlns:w16cid="http://schemas.microsoft.com/office/word/2016/wordml/cid" xmlns:w16="http://schemas.microsoft.com/office/word/2018/wordml" xmlns:w16du="http://schemas.microsoft.com/office/word/2023/wordml/word16du" xmlns:w16sdtdh="http://schemas.microsoft.com/office/word/2020/wordml/sdtdatahash" xmlns:w16sdtfl="http://schemas.microsoft.com/office/word/2024/wordml/sdtformatlock" xmlns:w16se="http://schemas.microsoft.com/office/word/2015/wordml/symex" xmlns:wpg="http://schemas.microsoft.com/office/word/2010/wordprocessingGroup" xmlns:wpi="http://schemas.microsoft.com/office/word/2010/wordprocessingInk" xmlns:wne="http://schemas.microsoft.com/office/word/2006/wordml" xmlns:wps="http://schemas.microsoft.com/office/word/2010/wordprocessingShape" mc:Ignorable="w14 w15 w16se w16cid w16 w16cex w16sdtdh w16sdtfl w16du wp14">
   <w:footnote w:type="separator" w:id="-1">
     <w:p>
       <w:pPr>
@@ -719,7 +978,7 @@
 </file>
 
 <file path=word/header1.xml><?xml version="1.0" encoding="utf-8"?>
-<w:hdr xmlns:wpc="http://schemas.microsoft.com/office/word/2010/wordprocessingCanvas" xmlns:cx="http://schemas.microsoft.com/office/drawing/2014/chartex" xmlns:cx1="http://schemas.microsoft.com/office/drawing/2015/9/8/chartex" xmlns:cx2="http://schemas.microsoft.com/office/drawing/2015/10/21/chartex" xmlns:cx3="http://schemas.microsoft.com/office/drawing/2016/5/9/chartex" xmlns:cx4="http://schemas.microsoft.com/office/drawing/2016/5/10/chartex" xmlns:cx5="http://schemas.microsoft.com/office/drawing/2016/5/11/chartex" xmlns:cx6="http://schemas.microsoft.com/office/drawing/2016/5/12/chartex" xmlns:cx7="http://schemas.microsoft.com/office/drawing/2016/5/13/chartex" xmlns:cx8="http://schemas.microsoft.com/office/drawing/2016/5/14/chartex" xmlns:mc="http://schemas.openxmlformats.org/markup-compatibility/2006" xmlns:aink="http://schemas.microsoft.com/office/drawing/2016/ink" xmlns:am3d="http://schemas.microsoft.com/office/drawing/2017/model3d" xmlns:o="urn:schemas-microsoft-com:office:office" xmlns:oel="http://schemas.microsoft.com/office/2019/extlst" xmlns:r="http://schemas.openxmlformats.org/officeDocument/2006/relationships" xmlns:m="http://schemas.openxmlformats.org/officeDocument/2006/math" xmlns:v="urn:schemas-microsoft-com:vml" xmlns:wp14="http://schemas.microsoft.com/office/word/2010/wordprocessingDrawing" xmlns:wp="http://schemas.openxmlformats.org/drawingml/2006/wordprocessingDrawing" xmlns:w10="urn:schemas-microsoft-com:office:word" xmlns:w="http://schemas.openxmlformats.org/wordprocessingml/2006/main" xmlns:w14="http://schemas.microsoft.com/office/word/2010/wordml" xmlns:w15="http://schemas.microsoft.com/office/word/2012/wordml" xmlns:w16cex="http://schemas.microsoft.com/office/word/2018/wordml/cex" xmlns:w16cid="http://schemas.microsoft.com/office/word/2016/wordml/cid" xmlns:w16="http://schemas.microsoft.com/office/word/2018/wordml" xmlns:w16sdtdh="http://schemas.microsoft.com/office/word/2020/wordml/sdtdatahash" xmlns:w16se="http://schemas.microsoft.com/office/word/2015/wordml/symex" xmlns:wpg="http://schemas.microsoft.com/office/word/2010/wordprocessingGroup" xmlns:wpi="http://schemas.microsoft.com/office/word/2010/wordprocessingInk" xmlns:wne="http://schemas.microsoft.com/office/word/2006/wordml" xmlns:wps="http://schemas.microsoft.com/office/word/2010/wordprocessingShape" mc:Ignorable="w14 w15 w16se w16cid w16 w16cex w16sdtdh wp14">
+<w:hdr xmlns:wpc="http://schemas.microsoft.com/office/word/2010/wordprocessingCanvas" xmlns:cx="http://schemas.microsoft.com/office/drawing/2014/chartex" xmlns:cx1="http://schemas.microsoft.com/office/drawing/2015/9/8/chartex" xmlns:cx2="http://schemas.microsoft.com/office/drawing/2015/10/21/chartex" xmlns:cx3="http://schemas.microsoft.com/office/drawing/2016/5/9/chartex" xmlns:cx4="http://schemas.microsoft.com/office/drawing/2016/5/10/chartex" xmlns:cx5="http://schemas.microsoft.com/office/drawing/2016/5/11/chartex" xmlns:cx6="http://schemas.microsoft.com/office/drawing/2016/5/12/chartex" xmlns:cx7="http://schemas.microsoft.com/office/drawing/2016/5/13/chartex" xmlns:cx8="http://schemas.microsoft.com/office/drawing/2016/5/14/chartex" xmlns:mc="http://schemas.openxmlformats.org/markup-compatibility/2006" xmlns:aink="http://schemas.microsoft.com/office/drawing/2016/ink" xmlns:am3d="http://schemas.microsoft.com/office/drawing/2017/model3d" xmlns:o="urn:schemas-microsoft-com:office:office" xmlns:oel="http://schemas.microsoft.com/office/2019/extlst" xmlns:r="http://schemas.openxmlformats.org/officeDocument/2006/relationships" xmlns:m="http://schemas.openxmlformats.org/officeDocument/2006/math" xmlns:v="urn:schemas-microsoft-com:vml" xmlns:wp14="http://schemas.microsoft.com/office/word/2010/wordprocessingDrawing" xmlns:wp="http://schemas.openxmlformats.org/drawingml/2006/wordprocessingDrawing" xmlns:w10="urn:schemas-microsoft-com:office:word" xmlns:w="http://schemas.openxmlformats.org/wordprocessingml/2006/main" xmlns:w14="http://schemas.microsoft.com/office/word/2010/wordml" xmlns:w15="http://schemas.microsoft.com/office/word/2012/wordml" xmlns:w16cex="http://schemas.microsoft.com/office/word/2018/wordml/cex" xmlns:w16cid="http://schemas.microsoft.com/office/word/2016/wordml/cid" xmlns:w16="http://schemas.microsoft.com/office/word/2018/wordml" xmlns:w16du="http://schemas.microsoft.com/office/word/2023/wordml/word16du" xmlns:w16sdtdh="http://schemas.microsoft.com/office/word/2020/wordml/sdtdatahash" xmlns:w16sdtfl="http://schemas.microsoft.com/office/word/2024/wordml/sdtformatlock" xmlns:w16se="http://schemas.microsoft.com/office/word/2015/wordml/symex" xmlns:wpg="http://schemas.microsoft.com/office/word/2010/wordprocessingGroup" xmlns:wpi="http://schemas.microsoft.com/office/word/2010/wordprocessingInk" xmlns:wne="http://schemas.microsoft.com/office/word/2006/wordml" xmlns:wps="http://schemas.microsoft.com/office/word/2010/wordprocessingShape" mc:Ignorable="w14 w15 w16se w16cid w16 w16cex w16sdtdh w16sdtfl w16du wp14">
   <w:p>
     <w:pPr>
       <w:pStyle w:val="Header"/>
@@ -729,7 +988,7 @@
 </file>
 
 <file path=word/header2.xml><?xml version="1.0" encoding="utf-8"?>
-<w:hdr xmlns:wpc="http://schemas.microsoft.com/office/word/2010/wordprocessingCanvas" xmlns:cx="http://schemas.microsoft.com/office/drawing/2014/chartex" xmlns:cx1="http://schemas.microsoft.com/office/drawing/2015/9/8/chartex" xmlns:cx2="http://schemas.microsoft.com/office/drawing/2015/10/21/chartex" xmlns:cx3="http://schemas.microsoft.com/office/drawing/2016/5/9/chartex" xmlns:cx4="http://schemas.microsoft.com/office/drawing/2016/5/10/chartex" xmlns:cx5="http://schemas.microsoft.com/office/drawing/2016/5/11/chartex" xmlns:cx6="http://schemas.microsoft.com/office/drawing/2016/5/12/chartex" xmlns:cx7="http://schemas.microsoft.com/office/drawing/2016/5/13/chartex" xmlns:cx8="http://schemas.microsoft.com/office/drawing/2016/5/14/chartex" xmlns:mc="http://schemas.openxmlformats.org/markup-compatibility/2006" xmlns:aink="http://schemas.microsoft.com/office/drawing/2016/ink" xmlns:am3d="http://schemas.microsoft.com/office/drawing/2017/model3d" xmlns:o="urn:schemas-microsoft-com:office:office" xmlns:oel="http://schemas.microsoft.com/office/2019/extlst" xmlns:r="http://schemas.openxmlformats.org/officeDocument/2006/relationships" xmlns:m="http://schemas.openxmlformats.org/officeDocument/2006/math" xmlns:v="urn:schemas-microsoft-com:vml" xmlns:wp14="http://schemas.microsoft.com/office/word/2010/wordprocessingDrawing" xmlns:wp="http://schemas.openxmlformats.org/drawingml/2006/wordprocessingDrawing" xmlns:w10="urn:schemas-microsoft-com:office:word" xmlns:w="http://schemas.openxmlformats.org/wordprocessingml/2006/main" xmlns:w14="http://schemas.microsoft.com/office/word/2010/wordml" xmlns:w15="http://schemas.microsoft.com/office/word/2012/wordml" xmlns:w16cex="http://schemas.microsoft.com/office/word/2018/wordml/cex" xmlns:w16cid="http://schemas.microsoft.com/office/word/2016/wordml/cid" xmlns:w16="http://schemas.microsoft.com/office/word/2018/wordml" xmlns:w16sdtdh="http://schemas.microsoft.com/office/word/2020/wordml/sdtdatahash" xmlns:w16se="http://schemas.microsoft.com/office/word/2015/wordml/symex" xmlns:wpg="http://schemas.microsoft.com/office/word/2010/wordprocessingGroup" xmlns:wpi="http://schemas.microsoft.com/office/word/2010/wordprocessingInk" xmlns:wne="http://schemas.microsoft.com/office/word/2006/wordml" xmlns:wps="http://schemas.microsoft.com/office/word/2010/wordprocessingShape" mc:Ignorable="w14 w15 w16se w16cid w16 w16cex w16sdtdh wp14">
+<w:hdr xmlns:wpc="http://schemas.microsoft.com/office/word/2010/wordprocessingCanvas" xmlns:cx="http://schemas.microsoft.com/office/drawing/2014/chartex" xmlns:cx1="http://schemas.microsoft.com/office/drawing/2015/9/8/chartex" xmlns:cx2="http://schemas.microsoft.com/office/drawing/2015/10/21/chartex" xmlns:cx3="http://schemas.microsoft.com/office/drawing/2016/5/9/chartex" xmlns:cx4="http://schemas.microsoft.com/office/drawing/2016/5/10/chartex" xmlns:cx5="http://schemas.microsoft.com/office/drawing/2016/5/11/chartex" xmlns:cx6="http://schemas.microsoft.com/office/drawing/2016/5/12/chartex" xmlns:cx7="http://schemas.microsoft.com/office/drawing/2016/5/13/chartex" xmlns:cx8="http://schemas.microsoft.com/office/drawing/2016/5/14/chartex" xmlns:mc="http://schemas.openxmlformats.org/markup-compatibility/2006" xmlns:aink="http://schemas.microsoft.com/office/drawing/2016/ink" xmlns:am3d="http://schemas.microsoft.com/office/drawing/2017/model3d" xmlns:o="urn:schemas-microsoft-com:office:office" xmlns:oel="http://schemas.microsoft.com/office/2019/extlst" xmlns:r="http://schemas.openxmlformats.org/officeDocument/2006/relationships" xmlns:m="http://schemas.openxmlformats.org/officeDocument/2006/math" xmlns:v="urn:schemas-microsoft-com:vml" xmlns:wp14="http://schemas.microsoft.com/office/word/2010/wordprocessingDrawing" xmlns:wp="http://schemas.openxmlformats.org/drawingml/2006/wordprocessingDrawing" xmlns:w10="urn:schemas-microsoft-com:office:word" xmlns:w="http://schemas.openxmlformats.org/wordprocessingml/2006/main" xmlns:w14="http://schemas.microsoft.com/office/word/2010/wordml" xmlns:w15="http://schemas.microsoft.com/office/word/2012/wordml" xmlns:w16cex="http://schemas.microsoft.com/office/word/2018/wordml/cex" xmlns:w16cid="http://schemas.microsoft.com/office/word/2016/wordml/cid" xmlns:w16="http://schemas.microsoft.com/office/word/2018/wordml" xmlns:w16du="http://schemas.microsoft.com/office/word/2023/wordml/word16du" xmlns:w16sdtdh="http://schemas.microsoft.com/office/word/2020/wordml/sdtdatahash" xmlns:w16sdtfl="http://schemas.microsoft.com/office/word/2024/wordml/sdtformatlock" xmlns:w16se="http://schemas.microsoft.com/office/word/2015/wordml/symex" xmlns:wpg="http://schemas.microsoft.com/office/word/2010/wordprocessingGroup" xmlns:wpi="http://schemas.microsoft.com/office/word/2010/wordprocessingInk" xmlns:wne="http://schemas.microsoft.com/office/word/2006/wordml" xmlns:wps="http://schemas.microsoft.com/office/word/2010/wordprocessingShape" mc:Ignorable="w14 w15 w16se w16cid w16 w16cex w16sdtdh w16sdtfl w16du wp14">
   <w:p>
     <w:pPr>
       <w:pStyle w:val="Header"/>
@@ -740,7 +999,7 @@
 </file>
 
 <file path=word/header3.xml><?xml version="1.0" encoding="utf-8"?>
-<w:hdr xmlns:wpc="http://schemas.microsoft.com/office/word/2010/wordprocessingCanvas" xmlns:cx="http://schemas.microsoft.com/office/drawing/2014/chartex" xmlns:cx1="http://schemas.microsoft.com/office/drawing/2015/9/8/chartex" xmlns:cx2="http://schemas.microsoft.com/office/drawing/2015/10/21/chartex" xmlns:cx3="http://schemas.microsoft.com/office/drawing/2016/5/9/chartex" xmlns:cx4="http://schemas.microsoft.com/office/drawing/2016/5/10/chartex" xmlns:cx5="http://schemas.microsoft.com/office/drawing/2016/5/11/chartex" xmlns:cx6="http://schemas.microsoft.com/office/drawing/2016/5/12/chartex" xmlns:cx7="http://schemas.microsoft.com/office/drawing/2016/5/13/chartex" xmlns:cx8="http://schemas.microsoft.com/office/drawing/2016/5/14/chartex" xmlns:mc="http://schemas.openxmlformats.org/markup-compatibility/2006" xmlns:aink="http://schemas.microsoft.com/office/drawing/2016/ink" xmlns:am3d="http://schemas.microsoft.com/office/drawing/2017/model3d" xmlns:o="urn:schemas-microsoft-com:office:office" xmlns:oel="http://schemas.microsoft.com/office/2019/extlst" xmlns:r="http://schemas.openxmlformats.org/officeDocument/2006/relationships" xmlns:m="http://schemas.openxmlformats.org/officeDocument/2006/math" xmlns:v="urn:schemas-microsoft-com:vml" xmlns:wp14="http://schemas.microsoft.com/office/word/2010/wordprocessingDrawing" xmlns:wp="http://schemas.openxmlformats.org/drawingml/2006/wordprocessingDrawing" xmlns:w10="urn:schemas-microsoft-com:office:word" xmlns:w="http://schemas.openxmlformats.org/wordprocessingml/2006/main" xmlns:w14="http://schemas.microsoft.com/office/word/2010/wordml" xmlns:w15="http://schemas.microsoft.com/office/word/2012/wordml" xmlns:w16cex="http://schemas.microsoft.com/office/word/2018/wordml/cex" xmlns:w16cid="http://schemas.microsoft.com/office/word/2016/wordml/cid" xmlns:w16="http://schemas.microsoft.com/office/word/2018/wordml" xmlns:w16sdtdh="http://schemas.microsoft.com/office/word/2020/wordml/sdtdatahash" xmlns:w16se="http://schemas.microsoft.com/office/word/2015/wordml/symex" xmlns:wpg="http://schemas.microsoft.com/office/word/2010/wordprocessingGroup" xmlns:wpi="http://schemas.microsoft.com/office/word/2010/wordprocessingInk" xmlns:wne="http://schemas.microsoft.com/office/word/2006/wordml" xmlns:wps="http://schemas.microsoft.com/office/word/2010/wordprocessingShape" mc:Ignorable="w14 w15 w16se w16cid w16 w16cex w16sdtdh wp14">
+<w:hdr xmlns:wpc="http://schemas.microsoft.com/office/word/2010/wordprocessingCanvas" xmlns:cx="http://schemas.microsoft.com/office/drawing/2014/chartex" xmlns:cx1="http://schemas.microsoft.com/office/drawing/2015/9/8/chartex" xmlns:cx2="http://schemas.microsoft.com/office/drawing/2015/10/21/chartex" xmlns:cx3="http://schemas.microsoft.com/office/drawing/2016/5/9/chartex" xmlns:cx4="http://schemas.microsoft.com/office/drawing/2016/5/10/chartex" xmlns:cx5="http://schemas.microsoft.com/office/drawing/2016/5/11/chartex" xmlns:cx6="http://schemas.microsoft.com/office/drawing/2016/5/12/chartex" xmlns:cx7="http://schemas.microsoft.com/office/drawing/2016/5/13/chartex" xmlns:cx8="http://schemas.microsoft.com/office/drawing/2016/5/14/chartex" xmlns:mc="http://schemas.openxmlformats.org/markup-compatibility/2006" xmlns:aink="http://schemas.microsoft.com/office/drawing/2016/ink" xmlns:am3d="http://schemas.microsoft.com/office/drawing/2017/model3d" xmlns:o="urn:schemas-microsoft-com:office:office" xmlns:oel="http://schemas.microsoft.com/office/2019/extlst" xmlns:r="http://schemas.openxmlformats.org/officeDocument/2006/relationships" xmlns:m="http://schemas.openxmlformats.org/officeDocument/2006/math" xmlns:v="urn:schemas-microsoft-com:vml" xmlns:wp14="http://schemas.microsoft.com/office/word/2010/wordprocessingDrawing" xmlns:wp="http://schemas.openxmlformats.org/drawingml/2006/wordprocessingDrawing" xmlns:w10="urn:schemas-microsoft-com:office:word" xmlns:w="http://schemas.openxmlformats.org/wordprocessingml/2006/main" xmlns:w14="http://schemas.microsoft.com/office/word/2010/wordml" xmlns:w15="http://schemas.microsoft.com/office/word/2012/wordml" xmlns:w16cex="http://schemas.microsoft.com/office/word/2018/wordml/cex" xmlns:w16cid="http://schemas.microsoft.com/office/word/2016/wordml/cid" xmlns:w16="http://schemas.microsoft.com/office/word/2018/wordml" xmlns:w16du="http://schemas.microsoft.com/office/word/2023/wordml/word16du" xmlns:w16sdtdh="http://schemas.microsoft.com/office/word/2020/wordml/sdtdatahash" xmlns:w16sdtfl="http://schemas.microsoft.com/office/word/2024/wordml/sdtformatlock" xmlns:w16se="http://schemas.microsoft.com/office/word/2015/wordml/symex" xmlns:wpg="http://schemas.microsoft.com/office/word/2010/wordprocessingGroup" xmlns:wpi="http://schemas.microsoft.com/office/word/2010/wordprocessingInk" xmlns:wne="http://schemas.microsoft.com/office/word/2006/wordml" xmlns:wps="http://schemas.microsoft.com/office/word/2010/wordprocessingShape" mc:Ignorable="w14 w15 w16se w16cid w16 w16cex w16sdtdh w16sdtfl w16du wp14">
   <w:p>
     <w:pPr>
       <w:pStyle w:val="Header"/>
@@ -749,7 +1008,7 @@
     <w:r>
       <w:tab/>
       <w:tab/>
-      <w:t>2026-06-17</w:t>
+      <w:t>2026-06-18</w:t>
       <w:br/>
       <w:br/>
     </w:r>
@@ -766,7 +1025,7 @@
 </file>
 
 <file path=word/numbering.xml><?xml version="1.0" encoding="utf-8"?>
-<w:numbering xmlns:wpc="http://schemas.microsoft.com/office/word/2010/wordprocessingCanvas" xmlns:cx="http://schemas.microsoft.com/office/drawing/2014/chartex" xmlns:cx1="http://schemas.microsoft.com/office/drawing/2015/9/8/chartex" xmlns:cx2="http://schemas.microsoft.com/office/drawing/2015/10/21/chartex" xmlns:cx3="http://schemas.microsoft.com/office/drawing/2016/5/9/chartex" xmlns:cx4="http://schemas.microsoft.com/office/drawing/2016/5/10/chartex" xmlns:cx5="http://schemas.microsoft.com/office/drawing/2016/5/11/chartex" xmlns:cx6="http://schemas.microsoft.com/office/drawing/2016/5/12/chartex" xmlns:cx7="http://schemas.microsoft.com/office/drawing/2016/5/13/chartex" xmlns:cx8="http://schemas.microsoft.com/office/drawing/2016/5/14/chartex" xmlns:mc="http://schemas.openxmlformats.org/markup-compatibility/2006" xmlns:aink="http://schemas.microsoft.com/office/drawing/2016/ink" xmlns:am3d="http://schemas.microsoft.com/office/drawing/2017/model3d" xmlns:o="urn:schemas-microsoft-com:office:office" xmlns:oel="http://schemas.microsoft.com/office/2019/extlst" xmlns:r="http://schemas.openxmlformats.org/officeDocument/2006/relationships" xmlns:m="http://schemas.openxmlformats.org/officeDocument/2006/math" xmlns:v="urn:schemas-microsoft-com:vml" xmlns:wp14="http://schemas.microsoft.com/office/word/2010/wordprocessingDrawing" xmlns:wp="http://schemas.openxmlformats.org/drawingml/2006/wordprocessingDrawing" xmlns:w10="urn:schemas-microsoft-com:office:word" xmlns:w="http://schemas.openxmlformats.org/wordprocessingml/2006/main" xmlns:w14="http://schemas.microsoft.com/office/word/2010/wordml" xmlns:w15="http://schemas.microsoft.com/office/word/2012/wordml" xmlns:w16cex="http://schemas.microsoft.com/office/word/2018/wordml/cex" xmlns:w16cid="http://schemas.microsoft.com/office/word/2016/wordml/cid" xmlns:w16="http://schemas.microsoft.com/office/word/2018/wordml" xmlns:w16sdtdh="http://schemas.microsoft.com/office/word/2020/wordml/sdtdatahash" xmlns:w16se="http://schemas.microsoft.com/office/word/2015/wordml/symex" xmlns:wpg="http://schemas.microsoft.com/office/word/2010/wordprocessingGroup" xmlns:wpi="http://schemas.microsoft.com/office/word/2010/wordprocessingInk" xmlns:wne="http://schemas.microsoft.com/office/word/2006/wordml" xmlns:wps="http://schemas.microsoft.com/office/word/2010/wordprocessingShape" mc:Ignorable="w14 w15 w16se w16cid w16 w16cex w16sdtdh wp14">
+<w:numbering xmlns:wpc="http://schemas.microsoft.com/office/word/2010/wordprocessingCanvas" xmlns:cx="http://schemas.microsoft.com/office/drawing/2014/chartex" xmlns:cx1="http://schemas.microsoft.com/office/drawing/2015/9/8/chartex" xmlns:cx2="http://schemas.microsoft.com/office/drawing/2015/10/21/chartex" xmlns:cx3="http://schemas.microsoft.com/office/drawing/2016/5/9/chartex" xmlns:cx4="http://schemas.microsoft.com/office/drawing/2016/5/10/chartex" xmlns:cx5="http://schemas.microsoft.com/office/drawing/2016/5/11/chartex" xmlns:cx6="http://schemas.microsoft.com/office/drawing/2016/5/12/chartex" xmlns:cx7="http://schemas.microsoft.com/office/drawing/2016/5/13/chartex" xmlns:cx8="http://schemas.microsoft.com/office/drawing/2016/5/14/chartex" xmlns:mc="http://schemas.openxmlformats.org/markup-compatibility/2006" xmlns:aink="http://schemas.microsoft.com/office/drawing/2016/ink" xmlns:am3d="http://schemas.microsoft.com/office/drawing/2017/model3d" xmlns:o="urn:schemas-microsoft-com:office:office" xmlns:oel="http://schemas.microsoft.com/office/2019/extlst" xmlns:r="http://schemas.openxmlformats.org/officeDocument/2006/relationships" xmlns:m="http://schemas.openxmlformats.org/officeDocument/2006/math" xmlns:v="urn:schemas-microsoft-com:vml" xmlns:wp14="http://schemas.microsoft.com/office/word/2010/wordprocessingDrawing" xmlns:wp="http://schemas.openxmlformats.org/drawingml/2006/wordprocessingDrawing" xmlns:w10="urn:schemas-microsoft-com:office:word" xmlns:w="http://schemas.openxmlformats.org/wordprocessingml/2006/main" xmlns:w14="http://schemas.microsoft.com/office/word/2010/wordml" xmlns:w15="http://schemas.microsoft.com/office/word/2012/wordml" xmlns:w16cex="http://schemas.microsoft.com/office/word/2018/wordml/cex" xmlns:w16cid="http://schemas.microsoft.com/office/word/2016/wordml/cid" xmlns:w16="http://schemas.microsoft.com/office/word/2018/wordml" xmlns:w16du="http://schemas.microsoft.com/office/word/2023/wordml/word16du" xmlns:w16sdtdh="http://schemas.microsoft.com/office/word/2020/wordml/sdtdatahash" xmlns:w16sdtfl="http://schemas.microsoft.com/office/word/2024/wordml/sdtformatlock" xmlns:w16se="http://schemas.microsoft.com/office/word/2015/wordml/symex" xmlns:wpg="http://schemas.microsoft.com/office/word/2010/wordprocessingGroup" xmlns:wpi="http://schemas.microsoft.com/office/word/2010/wordprocessingInk" xmlns:wne="http://schemas.microsoft.com/office/word/2006/wordml" xmlns:wps="http://schemas.microsoft.com/office/word/2010/wordprocessingShape" mc:Ignorable="w14 w15 w16se w16cid w16 w16cex w16sdtdh w16sdtfl w16du wp14">
   <w:abstractNum w:abstractNumId="0" w15:restartNumberingAfterBreak="0">
     <w:nsid w:val="FFFFFF7C"/>
     <w:multiLevelType w:val="singleLevel"/>
@@ -969,7 +1228,7 @@
 </file>
 
 <file path=word/styles.xml><?xml version="1.0" encoding="utf-8"?>
-<w:styles xmlns:mc="http://schemas.openxmlformats.org/markup-compatibility/2006" xmlns:r="http://schemas.openxmlformats.org/officeDocument/2006/relationships" xmlns:w="http://schemas.openxmlformats.org/wordprocessingml/2006/main" xmlns:w14="http://schemas.microsoft.com/office/word/2010/wordml" xmlns:w15="http://schemas.microsoft.com/office/word/2012/wordml" xmlns:w16cex="http://schemas.microsoft.com/office/word/2018/wordml/cex" xmlns:w16cid="http://schemas.microsoft.com/office/word/2016/wordml/cid" xmlns:w16="http://schemas.microsoft.com/office/word/2018/wordml" xmlns:w16sdtdh="http://schemas.microsoft.com/office/word/2020/wordml/sdtdatahash" xmlns:w16se="http://schemas.microsoft.com/office/word/2015/wordml/symex" mc:Ignorable="w14 w15 w16se w16cid w16 w16cex w16sdtdh">
+<w:styles xmlns:mc="http://schemas.openxmlformats.org/markup-compatibility/2006" xmlns:r="http://schemas.openxmlformats.org/officeDocument/2006/relationships" xmlns:w="http://schemas.openxmlformats.org/wordprocessingml/2006/main" xmlns:w14="http://schemas.microsoft.com/office/word/2010/wordml" xmlns:w15="http://schemas.microsoft.com/office/word/2012/wordml" xmlns:w16cex="http://schemas.microsoft.com/office/word/2018/wordml/cex" xmlns:w16cid="http://schemas.microsoft.com/office/word/2016/wordml/cid" xmlns:w16="http://schemas.microsoft.com/office/word/2018/wordml" xmlns:w16du="http://schemas.microsoft.com/office/word/2023/wordml/word16du" xmlns:w16sdtdh="http://schemas.microsoft.com/office/word/2020/wordml/sdtdatahash" xmlns:w16sdtfl="http://schemas.microsoft.com/office/word/2024/wordml/sdtformatlock" xmlns:w16se="http://schemas.microsoft.com/office/word/2015/wordml/symex" mc:Ignorable="w14 w15 w16se w16cid w16 w16cex w16sdtdh w16sdtfl w16du">
   <w:docDefaults>
     <w:rPrDefault>
       <w:rPr>
@@ -1727,7 +1986,7 @@
     <w:link w:val="TitleChar"/>
     <w:uiPriority w:val="10"/>
     <w:qFormat/>
-    <w:rsid w:val="007106C8"/>
+    <w:rsid w:val="00E854FA"/>
     <w:pPr>
       <w:spacing w:after="300" w:line="240" w:lineRule="auto"/>
       <w:contextualSpacing/>
@@ -1737,7 +1996,7 @@
       <w:rFonts w:eastAsiaTheme="majorEastAsia" w:cstheme="majorBidi"/>
       <w:spacing w:val="5"/>
       <w:kern w:val="28"/>
-      <w:sz w:val="52"/>
+      <w:sz w:val="40"/>
       <w:szCs w:val="52"/>
       <w:lang w:val="sv-SE" w:eastAsia="en-US" w:bidi="ar-SA"/>
     </w:rPr>
@@ -1747,12 +2006,12 @@
     <w:basedOn w:val="DefaultParagraphFont"/>
     <w:link w:val="Title"/>
     <w:uiPriority w:val="10"/>
-    <w:rsid w:val="007106C8"/>
+    <w:rsid w:val="00E854FA"/>
     <w:rPr>
       <w:rFonts w:ascii="Times New Roman" w:eastAsiaTheme="majorEastAsia" w:hAnsi="Times New Roman" w:cstheme="majorBidi"/>
       <w:spacing w:val="5"/>
       <w:kern w:val="28"/>
-      <w:sz w:val="52"/>
+      <w:sz w:val="40"/>
       <w:szCs w:val="52"/>
       <w:lang w:val="sv-SE" w:eastAsia="en-US" w:bidi="ar-SA"/>
     </w:rPr>

--- a/klagomål/A 14955-2025 FSC-klagomål.docx
+++ b/klagomål/A 14955-2025 FSC-klagomål.docx
@@ -1008,7 +1008,7 @@
     <w:r>
       <w:tab/>
       <w:tab/>
-      <w:t>2026-06-18</w:t>
+      <w:t>2026-06-19</w:t>
       <w:br/>
       <w:br/>
     </w:r>

--- a/klagomål/A 14955-2025 FSC-klagomål.docx
+++ b/klagomål/A 14955-2025 FSC-klagomål.docx
@@ -1008,7 +1008,7 @@
     <w:r>
       <w:tab/>
       <w:tab/>
-      <w:t>2026-06-19</w:t>
+      <w:t>2026-06-20</w:t>
       <w:br/>
       <w:br/>
     </w:r>

--- a/klagomål/A 14955-2025 FSC-klagomål.docx
+++ b/klagomål/A 14955-2025 FSC-klagomål.docx
@@ -168,38 +168,7 @@
     </w:p>
     <w:p>
       <w:r>
-        <w:t>Detta dokument behandlar höga naturvärden i avverkningsanmälan A 14955-2025 i Timrå kommun som inkom 2025-03-27 och omfattar 0,8 ha.</w:t>
-      </w:r>
-    </w:p>
-    <w:p>
-      <w:r>
-        <w:t>Nedan presenteras fynd av naturvårdsarter och fridlysta arter som gjorts i det avverkningsanmälda området, samt relevanta utdrag ur standarderna för FSC, Chain of Custody, Controlled Wood och PEFC. I BILAGA 1 finns artfakta om fridlysta arter.</w:t>
-      </w:r>
-    </w:p>
-    <w:p>
-      <w:r>
-        <w:t>Vi förväntar oss att ni återkommer med ett skriftligt svar på vårt klagomål och även beskriver vilka korrigerande åtgärder ni satt in för att rätta till identifierade brister i er efterlevnad av den svenska FSC standarden.</w:t>
-      </w:r>
-    </w:p>
-    <w:p>
-      <w:pPr>
-        <w:pStyle w:val="Heading1"/>
-      </w:pPr>
-      <w:r>
-        <w:t>Naturvårdsarter</w:t>
-      </w:r>
-    </w:p>
-    <w:p>
-      <w:r>
-        <w:t>I och inom 18 meter från avverkningsanmälan har följande 5 naturvårdsarter hittats: rynkskinn (NT, T), ullticka (NT, T), spillkråka (T, §4), tjäder (T, §4) och nattviol (§8). Av dessa är 2 rödlistade. För rödlistade arter har rödlistekategorin angivits inom parentes. Typiska arter inom Natura 2000 som är kopplade till skogsekosystem har markerats med (T). För fridlysta arter anges även paragrafen i Artskyddsförordningen som arten är fridlyst enligt.</w:t>
-      </w:r>
-    </w:p>
-    <w:p>
-      <w:r>
-        <w:t>De påträffade naturvårdsarterna är ett tydligt kvitto på att det rör sig om en skog med höga naturvärden.</w:t>
-      </w:r>
-      <w:r>
-        <w:t xml:space="preserve"> I Figur 1 visas fyndplatser för naturvårdsarter i området, som finns registrerade på Artportalen.</w:t>
+        <w:t>Detta klagomål behandlar höga naturvärden i avverkningsanmälan A 14955-2025 i Timrå kommun som inkom 2025-03-27 och omfattar 0,8 ha.</w:t>
       </w:r>
     </w:p>
     <w:p>
@@ -209,7 +178,7 @@
       <w:r>
         <w:drawing>
           <wp:inline xmlns:a="http://schemas.openxmlformats.org/drawingml/2006/main" xmlns:pic="http://schemas.openxmlformats.org/drawingml/2006/picture">
-            <wp:extent cx="5385031" cy="5688000"/>
+            <wp:extent cx="5419113" cy="5724000"/>
             <wp:docPr id="1" name="Picture 1"/>
             <wp:cNvGraphicFramePr>
               <a:graphicFrameLocks noChangeAspect="1"/>
@@ -230,7 +199,7 @@
                   <pic:spPr>
                     <a:xfrm>
                       <a:off x="0" y="0"/>
-                      <a:ext cx="5385031" cy="5688000"/>
+                      <a:ext cx="5419113" cy="5724000"/>
                     </a:xfrm>
                     <a:prstGeom prst="rect"/>
                   </pic:spPr>
@@ -247,34 +216,120 @@
         <w:spacing w:after="240"/>
       </w:pPr>
       <w:r>
-        <w:t>Figur 1. Fyndplatser för naturvårdsarter i och inom 18 meter från avverkningsanmälan (röd linje). Markörer utan svart kant är placerade på fyndplatsen. Markörer med svart kant är placerade vid sidan av fyndplatsen och har ett svart streck som visar fyndplatsens exakta position. Kartans mittpunktskoordinat är N 6934254, E 616693 i SWEREF 99 TM.</w:t>
+        <w:t>Figur 1. Fyndplatser för naturvårdsarter i och inom 18 meter från avverkningsanmälan. Markörer utan svart kant är placerade på fyndplatsen. Markörer med svart kant är placerade vid sidan av fyndplatsen har ett svart streck som visar fyndplatsens exakta position. Kartans mittpunktskoordinat är N 6934254, E 616693 i SWEREF 99 TM.</w:t>
+      </w:r>
+    </w:p>
+    <w:p>
+      <w:r>
+        <w:t>I och inom 18 meter från avverkningsanmälan finns fynd av 5 naturvårdsarter, varav 2 är rödlistade, 3 är fridlysta och 4 är typiska (T): rynkskinn (NT, T), ullticka (NT, T), spillkråka (T, §4), tjäder (T, §4) och nattviol (§8). Se Figur 1.</w:t>
+      </w:r>
+    </w:p>
+    <w:p>
+      <w:r>
+        <w:t>Nedan presenteras relevanta utdrag ur standarderna för FSC, Chain of Custody, Controlled Wood och PEFC.</w:t>
+      </w:r>
+    </w:p>
+    <w:p>
+      <w:r>
+        <w:t>Vi förväntar oss att ni återkommer med ett skriftligt svar på vårt klagomål och även beskriver vilka korrigerande åtgärder ni satt in för att rätta till identifierade brister i er efterlevnad av den svenska FSC standarden.</w:t>
       </w:r>
     </w:p>
     <w:p>
       <w:pPr>
-        <w:pStyle w:val="Heading2"/>
+        <w:pStyle w:val="Heading1"/>
       </w:pPr>
       <w:r>
-        <w:t>Fridlysta arter</w:t>
+        <w:t>Naturvårdsarter och fridlysta arter</w:t>
       </w:r>
     </w:p>
     <w:p>
       <w:r>
-        <w:t>Följande fridlysta arter har sina livsmiljöer och växtplatser i den avverkningsanmälda skogen: spillkråka (T, §4), tjäder (T, §4) och nattviol (§8).</w:t>
+        <w:t>Nedan följer beskrivningar av de naturvårdsarter och fridlysta arter som har sina livsmiljöer och växtplatser i den avverkningsanmälda skogen. Se även ytterligare artfakta i BILAGA 1. De påträffade naturvårdsarterna är ett tydligt kvitto på att det rör sig om en skog med höga naturvärden.</w:t>
       </w:r>
     </w:p>
     <w:p>
-      <w:r>
-        <w:t xml:space="preserve">Observera att medlemsländerna är skyldiga att agera i enlighet med EU:s fågeldirektiv där det uttryckligen står att direktivet gäller för fåglar samt för deras ägg, bon och </w:t>
-      </w:r>
       <w:r>
         <w:rPr>
           <w:b/>
         </w:rPr>
-        <w:t xml:space="preserve">livsmiljöer </w:t>
-      </w:r>
-      <w:r>
-        <w:t>(artikel 1). Vidare att de åtgärder som vidtas inte får leda till en försämring av den nuvarande situationen beträffande bevarandet av de fågelarter som avses i artikel 1 (artikel 13). Fågeldirektivet är styrande för tillsynsansvariga myndigheters ärendehantering, ställningstaganden och beslutsfattande.</w:t>
+        <w:t>Rynkskinn (NT)</w:t>
+      </w:r>
+      <w:r>
+        <w:t xml:space="preserve"> är en vednedbrytare som växer på grova granlågor och ingår i en karaktäristisk association av vedsvampar knutna till urskogsartade barrskogar. Den har klassificerats som en “urskogsindikator” och är placerad i toppen av Skogsstyrelsens värdepyramid för bedömning av skog med höga naturvärden. Allt tyder på att rynkskinn är mycket känslig för skogliga ingrepp och lokalerna, som oftast har höga biologiska kvaliteter, bör lämnas till fri utveckling. Rynkskinn är typisk art för </w:t>
+      </w:r>
+      <w:r>
+        <w:rPr>
+          <w:i/>
+        </w:rPr>
+        <w:t xml:space="preserve">9010 Taiga, 9050 Näringsrik granskog </w:t>
+      </w:r>
+      <w:r>
+        <w:t>och</w:t>
+      </w:r>
+      <w:r>
+        <w:rPr>
+          <w:i/>
+        </w:rPr>
+        <w:t xml:space="preserve"> 9030 Landhöjningsskog</w:t>
+      </w:r>
+      <w:r>
+        <w:t xml:space="preserve"> (Nitare &amp; Skogsstyrelsen, 2019; SLU Artdatabanken, 2026).</w:t>
+      </w:r>
+    </w:p>
+    <w:p>
+      <w:r>
+        <w:rPr>
+          <w:b/>
+        </w:rPr>
+        <w:t>Ullticka (NT)</w:t>
+      </w:r>
+      <w:r>
+        <w:t xml:space="preserve"> är knuten till restbestånd av barrnaturskog och förekommer med ett tydligt optimum i orörda eller måttligt påverkade gamla granskogar där det föreligger viss kontinuitet av grov död ved. Ullticka är en bra signalart inom hela sitt utbredningsområde och i södra Sverige är den sällsynt och en god signalart för skyddsvärda granskogsmiljöer. Den hotas av avverkning och fragmentering av naturskog och äldre granskog med lång trädkontinuitet. På ullticka kan ibland ulltickeporing (VU) påträffas - det är en sällsynt ticka som nyligen delats upp i de tre olika arterna ulltickeporing </w:t>
+      </w:r>
+      <w:r>
+        <w:rPr>
+          <w:i/>
+        </w:rPr>
+        <w:t xml:space="preserve">Skeletocutis brevispora </w:t>
+      </w:r>
+      <w:r>
+        <w:t>(VU)</w:t>
+      </w:r>
+      <w:r>
+        <w:rPr>
+          <w:i/>
+        </w:rPr>
+        <w:t>, Skeletocutis delicata</w:t>
+      </w:r>
+      <w:r>
+        <w:t xml:space="preserve"> (VU)</w:t>
+      </w:r>
+      <w:r>
+        <w:rPr>
+          <w:i/>
+        </w:rPr>
+        <w:t xml:space="preserve"> och Skeletocutis exilis</w:t>
+      </w:r>
+      <w:r>
+        <w:t xml:space="preserve"> (NT). Ullticka är typisk art för </w:t>
+      </w:r>
+      <w:r>
+        <w:rPr>
+          <w:i/>
+        </w:rPr>
+        <w:t xml:space="preserve">9010 Taiga, 9050 Näringsrik granskog </w:t>
+      </w:r>
+      <w:r>
+        <w:t xml:space="preserve">och </w:t>
+      </w:r>
+      <w:r>
+        <w:rPr>
+          <w:i/>
+        </w:rPr>
+        <w:t>9030 Landhöjningsskog</w:t>
+      </w:r>
+      <w:r>
+        <w:t xml:space="preserve"> (SLU Artdatabanken, 2026; Nitare &amp; Skogsstyrelsen, 2019; Miettinen &amp; Niemelä, 2018).</w:t>
       </w:r>
     </w:p>
     <w:p>
@@ -333,104 +388,6 @@
       </w:r>
       <w:r>
         <w:t>. Tjädern är en utpräglad skogsfågel knuten till större sammanhängande barrskogsområden. Tupparna och hönorna utnyttjar till viss del olika miljöer, och habitatvalet varierar dessutom mellan olika delar av året. För att det ska finnas livskraftiga tjäderbestånd krävs funktionella skogslandskap med en blandning av uppvuxen, gles och luckig skog, täta sumpskogar, myrar och andra små våtmarker. Arten försvinner när skogen fragmenteras och den sammanlagda arealen hyggen och andra öppna områden blir för stor. Ett småskaligt och försiktigt virkesuttag genom hyggesfria metoder kan i vissa fall vara möjligt i området inom 200 m från lekcentrum. Längre ut från lekcentrum, inom 200–500 m bör den avverkade ytan inte överskrida 1 hektar för att undvika alltför stora och snabba förändringar (Skogsstyrelsen, 2019; SLU Artdatabanken, 2024).</w:t>
-      </w:r>
-    </w:p>
-    <w:p>
-      <w:r>
-        <w:t>I BILAGA 1 finns mer detaljerad information om ekologi samt krav på livsmiljö hos fridlysta arter.</w:t>
-      </w:r>
-    </w:p>
-    <w:p>
-      <w:pPr>
-        <w:pStyle w:val="Heading2"/>
-      </w:pPr>
-      <w:r>
-        <w:t>Övriga naturvårdsarter</w:t>
-      </w:r>
-    </w:p>
-    <w:p>
-      <w:r>
-        <w:rPr>
-          <w:b/>
-        </w:rPr>
-        <w:t>Rynkskinn (NT)</w:t>
-      </w:r>
-      <w:r>
-        <w:t xml:space="preserve"> är en vednedbrytare som växer på grova granlågor och ingår i en karaktäristisk association av vedsvampar knutna till urskogsartade barrskogar. Den har klassificerats som en “urskogsindikator” och är placerad i toppen av Skogsstyrelsens värdepyramid för bedömning av skog med höga naturvärden. Allt tyder på att rynkskinn är mycket känslig för skogliga ingrepp och lokalerna, som oftast har höga biologiska kvaliteter, bör lämnas till fri utveckling. Rynkskinn är typisk art för </w:t>
-      </w:r>
-      <w:r>
-        <w:rPr>
-          <w:i/>
-        </w:rPr>
-        <w:t xml:space="preserve">9010 Taiga, 9050 Näringsrik granskog </w:t>
-      </w:r>
-      <w:r>
-        <w:t>och</w:t>
-      </w:r>
-      <w:r>
-        <w:rPr>
-          <w:i/>
-        </w:rPr>
-        <w:t xml:space="preserve"> 9030 Landhöjningsskog</w:t>
-      </w:r>
-      <w:r>
-        <w:t xml:space="preserve"> (Nitare &amp; Skogsstyrelsen, 2019; SLU Artdatabanken, 2026).</w:t>
-      </w:r>
-    </w:p>
-    <w:p>
-      <w:r>
-        <w:rPr>
-          <w:b/>
-        </w:rPr>
-        <w:t>Ullticka (NT)</w:t>
-      </w:r>
-      <w:r>
-        <w:t xml:space="preserve"> är knuten till restbestånd av barrnaturskog och förekommer med ett tydligt optimum i orörda eller måttligt påverkade gamla granskogar där det föreligger viss kontinuitet av grov död ved. Ullticka är en bra signalart inom hela sitt utbredningsområde och i södra Sverige är den sällsynt och en god signalart för skyddsvärda granskogsmiljöer. Den hotas av avverkning och fragmentering av naturskog och äldre granskog med lång trädkontinuitet. På ullticka kan ibland ulltickeporing (VU) påträffas - det är en sällsynt ticka som nyligen delats upp i de tre olika arterna ulltickeporing </w:t>
-      </w:r>
-      <w:r>
-        <w:rPr>
-          <w:i/>
-        </w:rPr>
-        <w:t xml:space="preserve">Skeletocutis brevispora </w:t>
-      </w:r>
-      <w:r>
-        <w:t>(VU)</w:t>
-      </w:r>
-      <w:r>
-        <w:rPr>
-          <w:i/>
-        </w:rPr>
-        <w:t>, Skeletocutis delicata</w:t>
-      </w:r>
-      <w:r>
-        <w:t xml:space="preserve"> (VU)</w:t>
-      </w:r>
-      <w:r>
-        <w:rPr>
-          <w:i/>
-        </w:rPr>
-        <w:t xml:space="preserve"> och Skeletocutis exilis</w:t>
-      </w:r>
-      <w:r>
-        <w:t xml:space="preserve"> (NT). Ullticka är typisk art för </w:t>
-      </w:r>
-      <w:r>
-        <w:rPr>
-          <w:i/>
-        </w:rPr>
-        <w:t xml:space="preserve">9010 Taiga, 9050 Näringsrik granskog </w:t>
-      </w:r>
-      <w:r>
-        <w:t xml:space="preserve">och </w:t>
-      </w:r>
-      <w:r>
-        <w:rPr>
-          <w:i/>
-        </w:rPr>
-        <w:t>9030 Landhöjningsskog</w:t>
-      </w:r>
-      <w:r>
-        <w:t xml:space="preserve"> (SLU Artdatabanken, 2026; Nitare &amp; Skogsstyrelsen, 2019; Miettinen &amp; Niemelä, 2018).</w:t>
       </w:r>
     </w:p>
     <w:p>
@@ -1008,7 +965,7 @@
     <w:r>
       <w:tab/>
       <w:tab/>
-      <w:t>2026-06-20</w:t>
+      <w:t>2026-06-21</w:t>
       <w:br/>
       <w:br/>
     </w:r>

--- a/klagomål/A 14955-2025 FSC-klagomål.docx
+++ b/klagomål/A 14955-2025 FSC-klagomål.docx
@@ -965,7 +965,7 @@
     <w:r>
       <w:tab/>
       <w:tab/>
-      <w:t>2026-06-21</w:t>
+      <w:t>2026-06-22</w:t>
       <w:br/>
       <w:br/>
     </w:r>

--- a/klagomål/A 14955-2025 FSC-klagomål.docx
+++ b/klagomål/A 14955-2025 FSC-klagomål.docx
@@ -965,7 +965,7 @@
     <w:r>
       <w:tab/>
       <w:tab/>
-      <w:t>2026-06-22</w:t>
+      <w:t>2026-06-23</w:t>
       <w:br/>
       <w:br/>
     </w:r>

--- a/klagomål/A 14955-2025 FSC-klagomål.docx
+++ b/klagomål/A 14955-2025 FSC-klagomål.docx
@@ -965,7 +965,7 @@
     <w:r>
       <w:tab/>
       <w:tab/>
-      <w:t>2026-06-23</w:t>
+      <w:t>2026-06-24</w:t>
       <w:br/>
       <w:br/>
     </w:r>

--- a/klagomål/A 14955-2025 FSC-klagomål.docx
+++ b/klagomål/A 14955-2025 FSC-klagomål.docx
@@ -965,7 +965,7 @@
     <w:r>
       <w:tab/>
       <w:tab/>
-      <w:t>2026-06-24</w:t>
+      <w:t>2026-06-25</w:t>
       <w:br/>
       <w:br/>
     </w:r>

--- a/klagomål/A 14955-2025 FSC-klagomål.docx
+++ b/klagomål/A 14955-2025 FSC-klagomål.docx
@@ -965,7 +965,7 @@
     <w:r>
       <w:tab/>
       <w:tab/>
-      <w:t>2026-06-25</w:t>
+      <w:t>2026-06-26</w:t>
       <w:br/>
       <w:br/>
     </w:r>

--- a/klagomål/A 14955-2025 FSC-klagomål.docx
+++ b/klagomål/A 14955-2025 FSC-klagomål.docx
@@ -965,7 +965,7 @@
     <w:r>
       <w:tab/>
       <w:tab/>
-      <w:t>2026-06-26</w:t>
+      <w:t>2026-06-27</w:t>
       <w:br/>
       <w:br/>
     </w:r>

--- a/klagomål/A 14955-2025 FSC-klagomål.docx
+++ b/klagomål/A 14955-2025 FSC-klagomål.docx
@@ -965,7 +965,7 @@
     <w:r>
       <w:tab/>
       <w:tab/>
-      <w:t>2026-06-27</w:t>
+      <w:t>2026-06-28</w:t>
       <w:br/>
       <w:br/>
     </w:r>

--- a/klagomål/A 14955-2025 FSC-klagomål.docx
+++ b/klagomål/A 14955-2025 FSC-klagomål.docx
@@ -965,7 +965,7 @@
     <w:r>
       <w:tab/>
       <w:tab/>
-      <w:t>2026-06-28</w:t>
+      <w:t>2026-06-29</w:t>
       <w:br/>
       <w:br/>
     </w:r>

--- a/klagomål/A 14955-2025 FSC-klagomål.docx
+++ b/klagomål/A 14955-2025 FSC-klagomål.docx
@@ -965,7 +965,7 @@
     <w:r>
       <w:tab/>
       <w:tab/>
-      <w:t>2026-06-29</w:t>
+      <w:t>2026-06-30</w:t>
       <w:br/>
       <w:br/>
     </w:r>

--- a/klagomål/A 14955-2025 FSC-klagomål.docx
+++ b/klagomål/A 14955-2025 FSC-klagomål.docx
@@ -965,7 +965,7 @@
     <w:r>
       <w:tab/>
       <w:tab/>
-      <w:t>2026-06-30</w:t>
+      <w:t>2026-07-01</w:t>
       <w:br/>
       <w:br/>
     </w:r>

--- a/klagomål/A 14955-2025 FSC-klagomål.docx
+++ b/klagomål/A 14955-2025 FSC-klagomål.docx
@@ -965,7 +965,7 @@
     <w:r>
       <w:tab/>
       <w:tab/>
-      <w:t>2026-07-01</w:t>
+      <w:t>2026-07-02</w:t>
       <w:br/>
       <w:br/>
     </w:r>

--- a/klagomål/A 14955-2025 FSC-klagomål.docx
+++ b/klagomål/A 14955-2025 FSC-klagomål.docx
@@ -965,7 +965,7 @@
     <w:r>
       <w:tab/>
       <w:tab/>
-      <w:t>2026-07-13</w:t>
+      <w:t>2026-07-14</w:t>
       <w:br/>
       <w:br/>
     </w:r>

--- a/klagomål/A 14955-2025 FSC-klagomål.docx
+++ b/klagomål/A 14955-2025 FSC-klagomål.docx
@@ -965,7 +965,7 @@
     <w:r>
       <w:tab/>
       <w:tab/>
-      <w:t>2026-07-14</w:t>
+      <w:t>2026-07-15</w:t>
       <w:br/>
       <w:br/>
     </w:r>

--- a/klagomål/A 14955-2025 FSC-klagomål.docx
+++ b/klagomål/A 14955-2025 FSC-klagomål.docx
@@ -965,7 +965,7 @@
     <w:r>
       <w:tab/>
       <w:tab/>
-      <w:t>2026-07-15</w:t>
+      <w:t>2026-07-16</w:t>
       <w:br/>
       <w:br/>
     </w:r>

--- a/klagomål/A 14955-2025 FSC-klagomål.docx
+++ b/klagomål/A 14955-2025 FSC-klagomål.docx
@@ -965,7 +965,7 @@
     <w:r>
       <w:tab/>
       <w:tab/>
-      <w:t>2026-07-16</w:t>
+      <w:t>2026-07-17</w:t>
       <w:br/>
       <w:br/>
     </w:r>

--- a/klagomål/A 14955-2025 FSC-klagomål.docx
+++ b/klagomål/A 14955-2025 FSC-klagomål.docx
@@ -965,7 +965,7 @@
     <w:r>
       <w:tab/>
       <w:tab/>
-      <w:t>2026-07-17</w:t>
+      <w:t>2026-07-18</w:t>
       <w:br/>
       <w:br/>
     </w:r>

--- a/klagomål/A 14955-2025 FSC-klagomål.docx
+++ b/klagomål/A 14955-2025 FSC-klagomål.docx
@@ -965,7 +965,7 @@
     <w:r>
       <w:tab/>
       <w:tab/>
-      <w:t>2026-07-18</w:t>
+      <w:t>2026-07-19</w:t>
       <w:br/>
       <w:br/>
     </w:r>

--- a/klagomål/A 14955-2025 FSC-klagomål.docx
+++ b/klagomål/A 14955-2025 FSC-klagomål.docx
@@ -965,7 +965,7 @@
     <w:r>
       <w:tab/>
       <w:tab/>
-      <w:t>2026-07-19</w:t>
+      <w:t>2026-07-20</w:t>
       <w:br/>
       <w:br/>
     </w:r>

--- a/klagomål/A 14955-2025 FSC-klagomål.docx
+++ b/klagomål/A 14955-2025 FSC-klagomål.docx
@@ -965,7 +965,7 @@
     <w:r>
       <w:tab/>
       <w:tab/>
-      <w:t>2026-07-20</w:t>
+      <w:t>2026-07-21</w:t>
       <w:br/>
       <w:br/>
     </w:r>

--- a/klagomål/A 14955-2025 FSC-klagomål.docx
+++ b/klagomål/A 14955-2025 FSC-klagomål.docx
@@ -965,7 +965,7 @@
     <w:r>
       <w:tab/>
       <w:tab/>
-      <w:t>2026-07-21</w:t>
+      <w:t>2026-07-22</w:t>
       <w:br/>
       <w:br/>
     </w:r>

--- a/klagomål/A 14955-2025 FSC-klagomål.docx
+++ b/klagomål/A 14955-2025 FSC-klagomål.docx
@@ -965,7 +965,7 @@
     <w:r>
       <w:tab/>
       <w:tab/>
-      <w:t>2026-07-22</w:t>
+      <w:t>2026-07-23</w:t>
       <w:br/>
       <w:br/>
     </w:r>

--- a/klagomål/A 14955-2025 FSC-klagomål.docx
+++ b/klagomål/A 14955-2025 FSC-klagomål.docx
@@ -965,7 +965,7 @@
     <w:r>
       <w:tab/>
       <w:tab/>
-      <w:t>2026-07-23</w:t>
+      <w:t>2026-07-24</w:t>
       <w:br/>
       <w:br/>
     </w:r>

--- a/klagomål/A 14955-2025 FSC-klagomål.docx
+++ b/klagomål/A 14955-2025 FSC-klagomål.docx
@@ -965,7 +965,7 @@
     <w:r>
       <w:tab/>
       <w:tab/>
-      <w:t>2026-07-24</w:t>
+      <w:t>2026-07-25</w:t>
       <w:br/>
       <w:br/>
     </w:r>

--- a/klagomål/A 14955-2025 FSC-klagomål.docx
+++ b/klagomål/A 14955-2025 FSC-klagomål.docx
@@ -965,7 +965,7 @@
     <w:r>
       <w:tab/>
       <w:tab/>
-      <w:t>2026-07-25</w:t>
+      <w:t>2026-07-26</w:t>
       <w:br/>
       <w:br/>
     </w:r>

--- a/klagomål/A 14955-2025 FSC-klagomål.docx
+++ b/klagomål/A 14955-2025 FSC-klagomål.docx
@@ -965,7 +965,7 @@
     <w:r>
       <w:tab/>
       <w:tab/>
-      <w:t>2026-07-26</w:t>
+      <w:t>2026-07-27</w:t>
       <w:br/>
       <w:br/>
     </w:r>

--- a/klagomål/A 14955-2025 FSC-klagomål.docx
+++ b/klagomål/A 14955-2025 FSC-klagomål.docx
@@ -965,7 +965,7 @@
     <w:r>
       <w:tab/>
       <w:tab/>
-      <w:t>2026-07-27</w:t>
+      <w:t>2026-07-28</w:t>
       <w:br/>
       <w:br/>
     </w:r>

--- a/klagomål/A 14955-2025 FSC-klagomål.docx
+++ b/klagomål/A 14955-2025 FSC-klagomål.docx
@@ -965,7 +965,7 @@
     <w:r>
       <w:tab/>
       <w:tab/>
-      <w:t>2026-07-28</w:t>
+      <w:t>2026-07-29</w:t>
       <w:br/>
       <w:br/>
     </w:r>

--- a/klagomål/A 14955-2025 FSC-klagomål.docx
+++ b/klagomål/A 14955-2025 FSC-klagomål.docx
@@ -965,7 +965,7 @@
     <w:r>
       <w:tab/>
       <w:tab/>
-      <w:t>2026-07-29</w:t>
+      <w:t>2026-07-30</w:t>
       <w:br/>
       <w:br/>
     </w:r>

--- a/klagomål/A 14955-2025 FSC-klagomål.docx
+++ b/klagomål/A 14955-2025 FSC-klagomål.docx
@@ -965,7 +965,7 @@
     <w:r>
       <w:tab/>
       <w:tab/>
-      <w:t>2026-07-30</w:t>
+      <w:t>2026-07-31</w:t>
       <w:br/>
       <w:br/>
     </w:r>

--- a/klagomål/A 14955-2025 FSC-klagomål.docx
+++ b/klagomål/A 14955-2025 FSC-klagomål.docx
@@ -965,7 +965,7 @@
     <w:r>
       <w:tab/>
       <w:tab/>
-      <w:t>2026-07-31</w:t>
+      <w:t>2026-08-01</w:t>
       <w:br/>
       <w:br/>
     </w:r>

--- a/klagomål/A 14955-2025 FSC-klagomål.docx
+++ b/klagomål/A 14955-2025 FSC-klagomål.docx
@@ -965,7 +965,7 @@
     <w:r>
       <w:tab/>
       <w:tab/>
-      <w:t>2026-08-01</w:t>
+      <w:t>2026-08-02</w:t>
       <w:br/>
       <w:br/>
     </w:r>

--- a/klagomål/A 14955-2025 FSC-klagomål.docx
+++ b/klagomål/A 14955-2025 FSC-klagomål.docx
@@ -965,7 +965,7 @@
     <w:r>
       <w:tab/>
       <w:tab/>
-      <w:t>2026-08-02</w:t>
+      <w:t>2026-08-03</w:t>
       <w:br/>
       <w:br/>
     </w:r>

--- a/klagomål/A 14955-2025 FSC-klagomål.docx
+++ b/klagomål/A 14955-2025 FSC-klagomål.docx
@@ -965,7 +965,7 @@
     <w:r>
       <w:tab/>
       <w:tab/>
-      <w:t>2026-08-03</w:t>
+      <w:t>2026-08-05</w:t>
       <w:br/>
       <w:br/>
     </w:r>

--- a/klagomål/A 14955-2025 FSC-klagomål.docx
+++ b/klagomål/A 14955-2025 FSC-klagomål.docx
@@ -965,7 +965,7 @@
     <w:r>
       <w:tab/>
       <w:tab/>
-      <w:t>2026-08-05</w:t>
+      <w:t>2026-08-07</w:t>
       <w:br/>
       <w:br/>
     </w:r>

--- a/klagomål/A 14955-2025 FSC-klagomål.docx
+++ b/klagomål/A 14955-2025 FSC-klagomål.docx
@@ -965,7 +965,7 @@
     <w:r>
       <w:tab/>
       <w:tab/>
-      <w:t>2026-08-07</w:t>
+      <w:t>2026-08-08</w:t>
       <w:br/>
       <w:br/>
     </w:r>

--- a/klagomål/A 14955-2025 FSC-klagomål.docx
+++ b/klagomål/A 14955-2025 FSC-klagomål.docx
@@ -216,7 +216,7 @@
         <w:spacing w:after="240"/>
       </w:pPr>
       <w:r>
-        <w:t>Figur 1. Fyndplatser för naturvårdsarter i och inom 18 meter från avverkningsanmälan. Markörer utan svart kant är placerade på fyndplatsen. Markörer med svart kant är placerade vid sidan av fyndplatsen har ett svart streck som visar fyndplatsens exakta position. Kartans mittpunktskoordinat är N 6934254, E 616693 i SWEREF 99 TM.</w:t>
+        <w:t>Figur 1. Fyndplatser för naturvårdsarter i och inom 18 meter från avverkningsanmälan. Markörer utan svart kant är placerade på fyndplatsen. Markörer med svart kant är placerade vid sidan av fyndplatsen och har ett svart streck som visar fyndplatsens exakta position. Kartans mittpunktskoordinat är N 6934254, E 616693 i SWEREF 99 TM.</w:t>
       </w:r>
     </w:p>
     <w:p>
@@ -965,7 +965,7 @@
     <w:r>
       <w:tab/>
       <w:tab/>
-      <w:t>2026-08-14</w:t>
+      <w:t>2026-08-15</w:t>
       <w:br/>
       <w:br/>
     </w:r>

--- a/klagomål/A 14955-2025 FSC-klagomål.docx
+++ b/klagomål/A 14955-2025 FSC-klagomål.docx
@@ -965,7 +965,7 @@
     <w:r>
       <w:tab/>
       <w:tab/>
-      <w:t>2026-08-15</w:t>
+      <w:t>2026-08-16</w:t>
       <w:br/>
       <w:br/>
     </w:r>

--- a/klagomål/A 14955-2025 FSC-klagomål.docx
+++ b/klagomål/A 14955-2025 FSC-klagomål.docx
@@ -965,7 +965,7 @@
     <w:r>
       <w:tab/>
       <w:tab/>
-      <w:t>2026-08-16</w:t>
+      <w:t>2026-08-17</w:t>
       <w:br/>
       <w:br/>
     </w:r>

--- a/klagomål/A 14955-2025 FSC-klagomål.docx
+++ b/klagomål/A 14955-2025 FSC-klagomål.docx
@@ -965,7 +965,7 @@
     <w:r>
       <w:tab/>
       <w:tab/>
-      <w:t>2026-08-17</w:t>
+      <w:t>2026-08-18</w:t>
       <w:br/>
       <w:br/>
     </w:r>

--- a/klagomål/A 14955-2025 FSC-klagomål.docx
+++ b/klagomål/A 14955-2025 FSC-klagomål.docx
@@ -965,7 +965,7 @@
     <w:r>
       <w:tab/>
       <w:tab/>
-      <w:t>2026-08-18</w:t>
+      <w:t>2026-08-19</w:t>
       <w:br/>
       <w:br/>
     </w:r>

--- a/klagomål/A 14955-2025 FSC-klagomål.docx
+++ b/klagomål/A 14955-2025 FSC-klagomål.docx
@@ -965,7 +965,7 @@
     <w:r>
       <w:tab/>
       <w:tab/>
-      <w:t>2026-08-19</w:t>
+      <w:t>2026-08-20</w:t>
       <w:br/>
       <w:br/>
     </w:r>

--- a/klagomål/A 14955-2025 FSC-klagomål.docx
+++ b/klagomål/A 14955-2025 FSC-klagomål.docx
@@ -965,7 +965,7 @@
     <w:r>
       <w:tab/>
       <w:tab/>
-      <w:t>2026-08-20</w:t>
+      <w:t>2026-08-21</w:t>
       <w:br/>
       <w:br/>
     </w:r>

--- a/klagomål/A 14955-2025 FSC-klagomål.docx
+++ b/klagomål/A 14955-2025 FSC-klagomål.docx
@@ -965,7 +965,7 @@
     <w:r>
       <w:tab/>
       <w:tab/>
-      <w:t>2026-08-21</w:t>
+      <w:t>2026-08-22</w:t>
       <w:br/>
       <w:br/>
     </w:r>

--- a/klagomål/A 14955-2025 FSC-klagomål.docx
+++ b/klagomål/A 14955-2025 FSC-klagomål.docx
@@ -965,7 +965,7 @@
     <w:r>
       <w:tab/>
       <w:tab/>
-      <w:t>2026-08-22</w:t>
+      <w:t>2026-08-23</w:t>
       <w:br/>
       <w:br/>
     </w:r>

--- a/klagomål/A 14955-2025 FSC-klagomål.docx
+++ b/klagomål/A 14955-2025 FSC-klagomål.docx
@@ -965,7 +965,7 @@
     <w:r>
       <w:tab/>
       <w:tab/>
-      <w:t>2026-08-23</w:t>
+      <w:t>2026-08-24</w:t>
       <w:br/>
       <w:br/>
     </w:r>

--- a/klagomål/A 14955-2025 FSC-klagomål.docx
+++ b/klagomål/A 14955-2025 FSC-klagomål.docx
@@ -965,7 +965,7 @@
     <w:r>
       <w:tab/>
       <w:tab/>
-      <w:t>2026-08-24</w:t>
+      <w:t>2026-08-25</w:t>
       <w:br/>
       <w:br/>
     </w:r>

--- a/klagomål/A 14955-2025 FSC-klagomål.docx
+++ b/klagomål/A 14955-2025 FSC-klagomål.docx
@@ -965,7 +965,7 @@
     <w:r>
       <w:tab/>
       <w:tab/>
-      <w:t>2026-08-25</w:t>
+      <w:t>2026-08-26</w:t>
       <w:br/>
       <w:br/>
     </w:r>

--- a/klagomål/A 14955-2025 FSC-klagomål.docx
+++ b/klagomål/A 14955-2025 FSC-klagomål.docx
@@ -965,7 +965,7 @@
     <w:r>
       <w:tab/>
       <w:tab/>
-      <w:t>2026-08-26</w:t>
+      <w:t>2026-08-27</w:t>
       <w:br/>
       <w:br/>
     </w:r>

--- a/klagomål/A 14955-2025 FSC-klagomål.docx
+++ b/klagomål/A 14955-2025 FSC-klagomål.docx
@@ -965,7 +965,7 @@
     <w:r>
       <w:tab/>
       <w:tab/>
-      <w:t>2026-08-27</w:t>
+      <w:t>2026-08-28</w:t>
       <w:br/>
       <w:br/>
     </w:r>

--- a/klagomål/A 14955-2025 FSC-klagomål.docx
+++ b/klagomål/A 14955-2025 FSC-klagomål.docx
@@ -965,7 +965,7 @@
     <w:r>
       <w:tab/>
       <w:tab/>
-      <w:t>2026-08-28</w:t>
+      <w:t>2026-08-29</w:t>
       <w:br/>
       <w:br/>
     </w:r>

--- a/klagomål/A 14955-2025 FSC-klagomål.docx
+++ b/klagomål/A 14955-2025 FSC-klagomål.docx
@@ -965,7 +965,7 @@
     <w:r>
       <w:tab/>
       <w:tab/>
-      <w:t>2026-08-29</w:t>
+      <w:t>2026-08-31</w:t>
       <w:br/>
       <w:br/>
     </w:r>

--- a/klagomål/A 14955-2025 FSC-klagomål.docx
+++ b/klagomål/A 14955-2025 FSC-klagomål.docx
@@ -965,7 +965,7 @@
     <w:r>
       <w:tab/>
       <w:tab/>
-      <w:t>2026-08-31</w:t>
+      <w:t>2026-09-01</w:t>
       <w:br/>
       <w:br/>
     </w:r>

--- a/klagomål/A 14955-2025 FSC-klagomål.docx
+++ b/klagomål/A 14955-2025 FSC-klagomål.docx
@@ -965,7 +965,7 @@
     <w:r>
       <w:tab/>
       <w:tab/>
-      <w:t>2026-09-01</w:t>
+      <w:t>2026-09-02</w:t>
       <w:br/>
       <w:br/>
     </w:r>

--- a/klagomål/A 14955-2025 FSC-klagomål.docx
+++ b/klagomål/A 14955-2025 FSC-klagomål.docx
@@ -965,7 +965,7 @@
     <w:r>
       <w:tab/>
       <w:tab/>
-      <w:t>2026-09-02</w:t>
+      <w:t>2026-09-03</w:t>
       <w:br/>
       <w:br/>
     </w:r>

--- a/klagomål/A 14955-2025 FSC-klagomål.docx
+++ b/klagomål/A 14955-2025 FSC-klagomål.docx
@@ -965,7 +965,7 @@
     <w:r>
       <w:tab/>
       <w:tab/>
-      <w:t>2026-09-03</w:t>
+      <w:t>2026-09-04</w:t>
       <w:br/>
       <w:br/>
     </w:r>

--- a/klagomål/A 14955-2025 FSC-klagomål.docx
+++ b/klagomål/A 14955-2025 FSC-klagomål.docx
@@ -965,7 +965,7 @@
     <w:r>
       <w:tab/>
       <w:tab/>
-      <w:t>2026-09-04</w:t>
+      <w:t>2026-09-05</w:t>
       <w:br/>
       <w:br/>
     </w:r>

--- a/klagomål/A 14955-2025 FSC-klagomål.docx
+++ b/klagomål/A 14955-2025 FSC-klagomål.docx
@@ -965,7 +965,7 @@
     <w:r>
       <w:tab/>
       <w:tab/>
-      <w:t>2026-09-05</w:t>
+      <w:t>2026-09-06</w:t>
       <w:br/>
       <w:br/>
     </w:r>

--- a/klagomål/A 14955-2025 FSC-klagomål.docx
+++ b/klagomål/A 14955-2025 FSC-klagomål.docx
@@ -965,7 +965,7 @@
     <w:r>
       <w:tab/>
       <w:tab/>
-      <w:t>2026-09-06</w:t>
+      <w:t>2026-09-07</w:t>
       <w:br/>
       <w:br/>
     </w:r>

--- a/klagomål/A 14955-2025 FSC-klagomål.docx
+++ b/klagomål/A 14955-2025 FSC-klagomål.docx
@@ -965,7 +965,7 @@
     <w:r>
       <w:tab/>
       <w:tab/>
-      <w:t>2026-09-07</w:t>
+      <w:t>2026-09-08</w:t>
       <w:br/>
       <w:br/>
     </w:r>

--- a/klagomål/A 14955-2025 FSC-klagomål.docx
+++ b/klagomål/A 14955-2025 FSC-klagomål.docx
@@ -965,7 +965,7 @@
     <w:r>
       <w:tab/>
       <w:tab/>
-      <w:t>2026-09-08</w:t>
+      <w:t>2026-09-09</w:t>
       <w:br/>
       <w:br/>
     </w:r>

--- a/klagomål/A 14955-2025 FSC-klagomål.docx
+++ b/klagomål/A 14955-2025 FSC-klagomål.docx
@@ -965,7 +965,7 @@
     <w:r>
       <w:tab/>
       <w:tab/>
-      <w:t>2026-09-09</w:t>
+      <w:t>2026-09-10</w:t>
       <w:br/>
       <w:br/>
     </w:r>

--- a/klagomål/A 14955-2025 FSC-klagomål.docx
+++ b/klagomål/A 14955-2025 FSC-klagomål.docx
@@ -965,7 +965,7 @@
     <w:r>
       <w:tab/>
       <w:tab/>
-      <w:t>2026-09-10</w:t>
+      <w:t>2026-09-11</w:t>
       <w:br/>
       <w:br/>
     </w:r>

--- a/klagomål/A 14955-2025 FSC-klagomål.docx
+++ b/klagomål/A 14955-2025 FSC-klagomål.docx
@@ -965,7 +965,7 @@
     <w:r>
       <w:tab/>
       <w:tab/>
-      <w:t>2026-09-11</w:t>
+      <w:t>2026-09-12</w:t>
       <w:br/>
       <w:br/>
     </w:r>
